--- a/التقرير_الجديد/تقرير_جمعية_طبيبي_النصف_سنوي_٢٠٢٦_النسخة_التنفيذية.docx
+++ b/التقرير_الجديد/تقرير_جمعية_طبيبي_النصف_سنوي_٢٠٢٦_النسخة_التنفيذية.docx
@@ -4,82 +4,92 @@
   <w:body>
     <w:p>
       <w:pPr>
-        <w:spacing w:after="100" w:line="288" w:lineRule="auto"/>
+        <w:spacing w:after="120"/>
         <w:jc w:val="center"/>
       </w:pPr>
       <w:r>
         <w:rPr>
           <w:rFonts w:ascii="Arial" w:hAnsi="Arial"/>
           <w:b/>
-          <w:i w:val="0"/>
           <w:color w:val="C9A96E"/>
-          <w:sz w:val="30"/>
+          <w:sz w:val="32"/>
         </w:rPr>
         <w:t>جمعية طبيبي الأهلية بالمدينة المنورة</w:t>
       </w:r>
     </w:p>
     <w:p>
       <w:pPr>
-        <w:spacing w:after="100" w:line="288" w:lineRule="auto"/>
+        <w:spacing w:after="240"/>
         <w:jc w:val="center"/>
       </w:pPr>
       <w:r>
         <w:rPr>
           <w:rFonts w:ascii="Arial" w:hAnsi="Arial"/>
           <w:b/>
-          <w:i w:val="0"/>
           <w:color w:val="6B1D3A"/>
           <w:sz w:val="48"/>
         </w:rPr>
-        <w:t>التقرير النصف سنوي الشامل لعام ٢٠٢٦م</w:t>
+        <w:t>التقرير النصف سنوي الشامل والتدقيق الاستراتيجي لعام ٢٠٢٦م</w:t>
       </w:r>
     </w:p>
     <w:p>
       <w:pPr>
-        <w:spacing w:after="100" w:line="288" w:lineRule="auto"/>
+        <w:spacing w:after="360"/>
         <w:jc w:val="center"/>
       </w:pPr>
       <w:r>
         <w:rPr>
           <w:rFonts w:ascii="Arial" w:hAnsi="Arial"/>
           <w:b/>
-          <w:i w:val="0"/>
-          <w:color w:val="6B1D3A"/>
+          <w:color w:val="C9A96E"/>
           <w:sz w:val="26"/>
         </w:rPr>
-        <w:t>«مدعم بالتدقيق الأدائي ومطابقة مستهدفات الخطة الاستراتيجية والتشغيلية»</w:t>
+        <w:t>«مدعم بنتائج التدقيق الأدائي المقارن ومطابقة مستهدفات الخطة الاستراتيجية والتشغيلية»</w:t>
       </w:r>
     </w:p>
     <w:p>
       <w:pPr>
-        <w:spacing w:after="100" w:line="288" w:lineRule="auto"/>
+        <w:spacing w:after="480"/>
+        <w:jc w:val="center"/>
+      </w:pPr>
+      <w:r>
+        <w:rPr>
+          <w:rFonts w:ascii="Arial" w:hAnsi="Arial"/>
+          <w:b/>
+          <w:color w:val="6B1D3A"/>
+          <w:sz w:val="30"/>
+        </w:rPr>
+        <w:t>« ثـقـة  •  أثــر  •  اسـتـدامـة »</w:t>
+      </w:r>
+    </w:p>
+    <w:p>
+      <w:pPr>
+        <w:spacing w:after="120"/>
         <w:jc w:val="center"/>
       </w:pPr>
       <w:r>
         <w:rPr>
           <w:rFonts w:ascii="Arial" w:hAnsi="Arial"/>
           <w:b w:val="0"/>
-          <w:i w:val="0"/>
           <w:color w:val="2D2D2D"/>
-          <w:sz w:val="22"/>
+          <w:sz w:val="21"/>
         </w:rPr>
-        <w:t>الفترة من ١ يناير إلى ٣٠ يونيو ٢٠٢٦م | ترخيص رقم: (١٠٠٠٧٣٠٧٠٠)</w:t>
+        <w:t>الفترة: من ١ يناير إلى ٣٠ يونيو ٢٠٢٦م | ترخيص المركز الوطني: (١٠٠٠٧٣٠٧٠٠)</w:t>
       </w:r>
     </w:p>
     <w:p>
       <w:pPr>
-        <w:spacing w:after="100" w:line="288" w:lineRule="auto"/>
+        <w:spacing w:after="120"/>
         <w:jc w:val="center"/>
       </w:pPr>
       <w:r>
         <w:rPr>
           <w:rFonts w:ascii="Arial" w:hAnsi="Arial"/>
-          <w:b/>
-          <w:i w:val="0"/>
-          <w:color w:val="C9A96E"/>
-          <w:sz w:val="28"/>
+          <w:b w:val="0"/>
+          <w:color w:val="2D2D2D"/>
+          <w:sz w:val="21"/>
         </w:rPr>
-        <w:t>« ثـقـة • أثــر • اسـتـدامـة »</w:t>
+        <w:t>إعداد: أ. بيان بن سعد المحمدي - المدير التنفيذي | إشراف مجلس الإدارة</w:t>
       </w:r>
     </w:p>
     <w:p>
@@ -89,7 +99,7 @@
     </w:p>
     <w:p>
       <w:pPr>
-        <w:pStyle w:val="Heading1"/>
+        <w:spacing w:before="280" w:after="120"/>
         <w:jc w:val="right"/>
       </w:pPr>
       <w:r>
@@ -97,9 +107,99 @@
           <w:rFonts w:ascii="Arial" w:hAnsi="Arial"/>
           <w:b/>
           <w:color w:val="6B1D3A"/>
-          <w:sz w:val="32"/>
+          <w:sz w:val="34"/>
         </w:rPr>
-        <w:t>فهرس المحتويات التنفيذي</w:t>
+        <w:t>أولاً: القيادة الرشيدة ومجلس الإدارة (الرؤية والتمكين)</w:t>
+      </w:r>
+    </w:p>
+    <w:p>
+      <w:pPr>
+        <w:spacing w:after="120"/>
+        <w:jc w:val="right"/>
+      </w:pPr>
+      <w:r>
+        <w:rPr>
+          <w:rFonts w:ascii="Arial" w:hAnsi="Arial"/>
+          <w:b w:val="0"/>
+          <w:color w:val="2D2D2D"/>
+          <w:sz w:val="22"/>
+        </w:rPr>
+        <w:t>تسترشد جمعية طبيبي الأهلية بتوجيهات القيادة الرشيدة في تمكين القطاع غير الربحي ليكون شريكاً ريادياً في التنمية الصحية ورفع جودة الحياة بطيبة الطيبة.</w:t>
+      </w:r>
+    </w:p>
+    <w:p>
+      <w:pPr>
+        <w:spacing w:after="120"/>
+        <w:jc w:val="right"/>
+      </w:pPr>
+      <w:r>
+        <w:rPr>
+          <w:rFonts w:ascii="Arial" w:hAnsi="Arial"/>
+          <w:b/>
+          <w:color w:val="6B1D3A"/>
+          <w:sz w:val="21"/>
+        </w:rPr>
+        <w:t>• خادم الحرمين الشريفين الملك سلمان بن عبدالعزيز: «ما يميز هذه البلاد هو حرص قادتها على الخير والتشجيع عليه، وما نراه من مؤسسات خيرية في مختلف المجالات إلا جانب من الجوانب المشرقة لبلادنا.»</w:t>
+      </w:r>
+    </w:p>
+    <w:p>
+      <w:pPr>
+        <w:spacing w:after="120"/>
+        <w:jc w:val="right"/>
+      </w:pPr>
+      <w:r>
+        <w:rPr>
+          <w:rFonts w:ascii="Arial" w:hAnsi="Arial"/>
+          <w:b/>
+          <w:color w:val="6B1D3A"/>
+          <w:sz w:val="21"/>
+        </w:rPr>
+        <w:t>• ولي العهد رئيس مجلس الوزراء الأمير محمد بن سلمان: «نهدف للوصول إلى قطاع غير ربحي مهم، مبادر وداعم ومؤثر في التعليم والصحة والثقافة والمجالات البحثية، وسنعتمد عليه بشكل رئيسي.»</w:t>
+      </w:r>
+    </w:p>
+    <w:p>
+      <w:pPr>
+        <w:spacing w:after="120"/>
+        <w:jc w:val="right"/>
+      </w:pPr>
+      <w:r>
+        <w:rPr>
+          <w:rFonts w:ascii="Arial" w:hAnsi="Arial"/>
+          <w:b/>
+          <w:color w:val="6B1D3A"/>
+          <w:sz w:val="21"/>
+        </w:rPr>
+        <w:t>• أمير منطقة المدينة المنورة الأمير سلمان بن سلطان: «نسعد بالإنجازات التي حققتها الجمعيات الأهلية على مستوى المنطقة باعتبارها شريكاً استراتيجياً في تحسين جودة الحياة.»</w:t>
+      </w:r>
+    </w:p>
+    <w:p>
+      <w:pPr>
+        <w:spacing w:before="280" w:after="120"/>
+        <w:jc w:val="right"/>
+      </w:pPr>
+      <w:r>
+        <w:rPr>
+          <w:rFonts w:ascii="Arial" w:hAnsi="Arial"/>
+          <w:b/>
+          <w:color w:val="6B1D3A"/>
+          <w:sz w:val="34"/>
+        </w:rPr>
+        <w:t>ثانياً: نتائج التدقيق الاستراتيجي وبطاقة الأداء المتوازن (BSC)</w:t>
+      </w:r>
+    </w:p>
+    <w:p>
+      <w:pPr>
+        <w:spacing w:after="120"/>
+        <w:jc w:val="right"/>
+      </w:pPr>
+      <w:r>
+        <w:rPr>
+          <w:rFonts w:ascii="Arial" w:hAnsi="Arial"/>
+          <w:b w:val="0"/>
+          <w:color w:val="2D2D2D"/>
+          <w:sz w:val="22"/>
+        </w:rPr>
+        <w:t>أظهر التدقيق المقارن بين الخطة الاستراتيجية والتشغيلية والمنجز الفعلي للنصف الأول تحقيق نسبة إنجاز موزونة قدرها ٤١.٧٣٪ (بعد مواءمة المستهدف المالي السنوي إلى ١.٥٢٧ مليون ريال).</w:t>
       </w:r>
     </w:p>
     <w:tbl>
@@ -109,13 +209,15 @@
         <w:tblLook w:firstColumn="1" w:firstRow="1" w:lastColumn="0" w:lastRow="0" w:noHBand="0" w:noVBand="1" w:val="04A0"/>
       </w:tblPr>
       <w:tblGrid>
-        <w:gridCol w:w="4802"/>
-        <w:gridCol w:w="4802"/>
+        <w:gridCol w:w="2484"/>
+        <w:gridCol w:w="2484"/>
+        <w:gridCol w:w="2484"/>
+        <w:gridCol w:w="2484"/>
       </w:tblGrid>
       <w:tr>
         <w:tc>
           <w:tcPr>
-            <w:tcW w:type="dxa" w:w="4802"/>
+            <w:tcW w:type="dxa" w:w="2484"/>
             <w:shd w:fill="6B1D3A"/>
           </w:tcPr>
           <w:p>
@@ -123,14 +225,15 @@
               <w:rPr>
                 <w:b/>
                 <w:color w:val="FFFFFF"/>
+                <w:sz w:val="20"/>
               </w:rPr>
-              <w:t>البند / المحور</w:t>
+              <w:t>منظور بطاقة الأداء المتوازن (BSC)</w:t>
             </w:r>
           </w:p>
         </w:tc>
         <w:tc>
           <w:tcPr>
-            <w:tcW w:type="dxa" w:w="4802"/>
+            <w:tcW w:type="dxa" w:w="2484"/>
             <w:shd w:fill="6B1D3A"/>
           </w:tcPr>
           <w:p>
@@ -138,8 +241,41 @@
               <w:rPr>
                 <w:b/>
                 <w:color w:val="FFFFFF"/>
+                <w:sz w:val="20"/>
               </w:rPr>
-              <w:t>رقم الصفحة</w:t>
+              <w:t>الوزن النسبي</w:t>
+            </w:r>
+          </w:p>
+        </w:tc>
+        <w:tc>
+          <w:tcPr>
+            <w:tcW w:type="dxa" w:w="2484"/>
+            <w:shd w:fill="6B1D3A"/>
+          </w:tcPr>
+          <w:p>
+            <w:r>
+              <w:rPr>
+                <w:b/>
+                <w:color w:val="FFFFFF"/>
+                <w:sz w:val="20"/>
+              </w:rPr>
+              <w:t>نسبة إنجاز المنظور</w:t>
+            </w:r>
+          </w:p>
+        </w:tc>
+        <w:tc>
+          <w:tcPr>
+            <w:tcW w:type="dxa" w:w="2484"/>
+            <w:shd w:fill="6B1D3A"/>
+          </w:tcPr>
+          <w:p>
+            <w:r>
+              <w:rPr>
+                <w:b/>
+                <w:color w:val="FFFFFF"/>
+                <w:sz w:val="20"/>
+              </w:rPr>
+              <w:t>الدرجة المحققة من ١٠٠</w:t>
             </w:r>
           </w:p>
         </w:tc>
@@ -147,21 +283,53 @@
       <w:tr>
         <w:tc>
           <w:tcPr>
-            <w:tcW w:type="dxa" w:w="4802"/>
+            <w:tcW w:type="dxa" w:w="2484"/>
           </w:tcPr>
           <w:p>
             <w:r>
-              <w:t>١. المقدمة والقيادة الرشيدة ومجلس الإدارة</w:t>
+              <w:rPr>
+                <w:sz w:val="19"/>
+              </w:rPr>
+              <w:t>١. محور الأثر والبرامج الطبية</w:t>
             </w:r>
           </w:p>
         </w:tc>
         <w:tc>
           <w:tcPr>
-            <w:tcW w:type="dxa" w:w="4802"/>
+            <w:tcW w:type="dxa" w:w="2484"/>
           </w:tcPr>
           <w:p>
             <w:r>
-              <w:t>ص ٢</w:t>
+              <w:rPr>
+                <w:sz w:val="19"/>
+              </w:rPr>
+              <w:t>٤٠٪</w:t>
+            </w:r>
+          </w:p>
+        </w:tc>
+        <w:tc>
+          <w:tcPr>
+            <w:tcW w:type="dxa" w:w="2484"/>
+          </w:tcPr>
+          <w:p>
+            <w:r>
+              <w:rPr>
+                <w:sz w:val="19"/>
+              </w:rPr>
+              <w:t>١٣.٩٥٪</w:t>
+            </w:r>
+          </w:p>
+        </w:tc>
+        <w:tc>
+          <w:tcPr>
+            <w:tcW w:type="dxa" w:w="2484"/>
+          </w:tcPr>
+          <w:p>
+            <w:r>
+              <w:rPr>
+                <w:sz w:val="19"/>
+              </w:rPr>
+              <w:t>٥.٥٨ من ٤٠</w:t>
             </w:r>
           </w:p>
         </w:tc>
@@ -169,23 +337,57 @@
       <w:tr>
         <w:tc>
           <w:tcPr>
-            <w:tcW w:type="dxa" w:w="4802"/>
+            <w:tcW w:type="dxa" w:w="2484"/>
             <w:shd w:fill="F8F6F0"/>
           </w:tcPr>
           <w:p>
             <w:r>
-              <w:t>٢. كلمة رئيس مجلس الإدارة</w:t>
+              <w:rPr>
+                <w:sz w:val="19"/>
+              </w:rPr>
+              <w:t>٢. المحور المالي والموازنة التشغيلية</w:t>
             </w:r>
           </w:p>
         </w:tc>
         <w:tc>
           <w:tcPr>
-            <w:tcW w:type="dxa" w:w="4802"/>
+            <w:tcW w:type="dxa" w:w="2484"/>
             <w:shd w:fill="F8F6F0"/>
           </w:tcPr>
           <w:p>
             <w:r>
-              <w:t>ص ٣</w:t>
+              <w:rPr>
+                <w:sz w:val="19"/>
+              </w:rPr>
+              <w:t>٣٠٪</w:t>
+            </w:r>
+          </w:p>
+        </w:tc>
+        <w:tc>
+          <w:tcPr>
+            <w:tcW w:type="dxa" w:w="2484"/>
+            <w:shd w:fill="F8F6F0"/>
+          </w:tcPr>
+          <w:p>
+            <w:r>
+              <w:rPr>
+                <w:sz w:val="19"/>
+              </w:rPr>
+              <w:t>٦٣.٠١٪</w:t>
+            </w:r>
+          </w:p>
+        </w:tc>
+        <w:tc>
+          <w:tcPr>
+            <w:tcW w:type="dxa" w:w="2484"/>
+            <w:shd w:fill="F8F6F0"/>
+          </w:tcPr>
+          <w:p>
+            <w:r>
+              <w:rPr>
+                <w:sz w:val="19"/>
+              </w:rPr>
+              <w:t>١٨.٩٠ من ٣٠</w:t>
             </w:r>
           </w:p>
         </w:tc>
@@ -193,21 +395,53 @@
       <w:tr>
         <w:tc>
           <w:tcPr>
-            <w:tcW w:type="dxa" w:w="4802"/>
+            <w:tcW w:type="dxa" w:w="2484"/>
           </w:tcPr>
           <w:p>
             <w:r>
-              <w:t>٣. الملخص التنفيذي ومؤشرات الأداء الرئيسية</w:t>
+              <w:rPr>
+                <w:sz w:val="19"/>
+              </w:rPr>
+              <w:t>٣. محور العمليات والشراكات المؤسسية</w:t>
             </w:r>
           </w:p>
         </w:tc>
         <w:tc>
           <w:tcPr>
-            <w:tcW w:type="dxa" w:w="4802"/>
+            <w:tcW w:type="dxa" w:w="2484"/>
           </w:tcPr>
           <w:p>
             <w:r>
-              <w:t>ص ٤</w:t>
+              <w:rPr>
+                <w:sz w:val="19"/>
+              </w:rPr>
+              <w:t>١٥٪</w:t>
+            </w:r>
+          </w:p>
+        </w:tc>
+        <w:tc>
+          <w:tcPr>
+            <w:tcW w:type="dxa" w:w="2484"/>
+          </w:tcPr>
+          <w:p>
+            <w:r>
+              <w:rPr>
+                <w:sz w:val="19"/>
+              </w:rPr>
+              <w:t>٥٥.٠٠٪</w:t>
+            </w:r>
+          </w:p>
+        </w:tc>
+        <w:tc>
+          <w:tcPr>
+            <w:tcW w:type="dxa" w:w="2484"/>
+          </w:tcPr>
+          <w:p>
+            <w:r>
+              <w:rPr>
+                <w:sz w:val="19"/>
+              </w:rPr>
+              <w:t>٨.٢٥ من ١٥</w:t>
             </w:r>
           </w:p>
         </w:tc>
@@ -215,23 +449,57 @@
       <w:tr>
         <w:tc>
           <w:tcPr>
-            <w:tcW w:type="dxa" w:w="4802"/>
+            <w:tcW w:type="dxa" w:w="2484"/>
             <w:shd w:fill="F8F6F0"/>
           </w:tcPr>
           <w:p>
             <w:r>
-              <w:t>٤. التدقيق الأدائي والتقييم الاستراتيجي الشامل (BSC)</w:t>
+              <w:rPr>
+                <w:sz w:val="19"/>
+              </w:rPr>
+              <w:t>٤. محور الحوكمة والقدرات المؤسسية</w:t>
             </w:r>
           </w:p>
         </w:tc>
         <w:tc>
           <w:tcPr>
-            <w:tcW w:type="dxa" w:w="4802"/>
+            <w:tcW w:type="dxa" w:w="2484"/>
             <w:shd w:fill="F8F6F0"/>
           </w:tcPr>
           <w:p>
             <w:r>
-              <w:t>ص ٥</w:t>
+              <w:rPr>
+                <w:sz w:val="19"/>
+              </w:rPr>
+              <w:t>١٥٪</w:t>
+            </w:r>
+          </w:p>
+        </w:tc>
+        <w:tc>
+          <w:tcPr>
+            <w:tcW w:type="dxa" w:w="2484"/>
+            <w:shd w:fill="F8F6F0"/>
+          </w:tcPr>
+          <w:p>
+            <w:r>
+              <w:rPr>
+                <w:sz w:val="19"/>
+              </w:rPr>
+              <w:t>٦٠.٠٠٪</w:t>
+            </w:r>
+          </w:p>
+        </w:tc>
+        <w:tc>
+          <w:tcPr>
+            <w:tcW w:type="dxa" w:w="2484"/>
+            <w:shd w:fill="F8F6F0"/>
+          </w:tcPr>
+          <w:p>
+            <w:r>
+              <w:rPr>
+                <w:sz w:val="19"/>
+              </w:rPr>
+              <w:t>٩.٠٠ من ١٥</w:t>
             </w:r>
           </w:p>
         </w:tc>
@@ -239,229 +507,61 @@
       <w:tr>
         <w:tc>
           <w:tcPr>
-            <w:tcW w:type="dxa" w:w="4802"/>
+            <w:tcW w:type="dxa" w:w="2484"/>
+            <w:shd w:fill="E8DFC8"/>
           </w:tcPr>
           <w:p>
             <w:r>
-              <w:t>٥. مصفوفة مطابقة الخطة الاستراتيجية بالمنجز الفعلي (١٤ مؤشراً)</w:t>
+              <w:rPr>
+                <w:b/>
+                <w:sz w:val="19"/>
+              </w:rPr>
+              <w:t>الإجمالي العام الموزون للأداء الاستراتيجي (H1 2026)</w:t>
             </w:r>
           </w:p>
         </w:tc>
         <w:tc>
           <w:tcPr>
-            <w:tcW w:type="dxa" w:w="4802"/>
+            <w:tcW w:type="dxa" w:w="2484"/>
+            <w:shd w:fill="E8DFC8"/>
           </w:tcPr>
           <w:p>
             <w:r>
-              <w:t>ص ٦</w:t>
-            </w:r>
-          </w:p>
-        </w:tc>
-      </w:tr>
-      <w:tr>
-        <w:tc>
-          <w:tcPr>
-            <w:tcW w:type="dxa" w:w="4802"/>
-            <w:shd w:fill="F8F6F0"/>
-          </w:tcPr>
-          <w:p>
-            <w:r>
-              <w:t>٦. حالة محفظة البرامج الاستراتيجية الـ (١٠)</w:t>
+              <w:rPr>
+                <w:b/>
+                <w:sz w:val="19"/>
+              </w:rPr>
+              <w:t>١٠٠٪</w:t>
             </w:r>
           </w:p>
         </w:tc>
         <w:tc>
           <w:tcPr>
-            <w:tcW w:type="dxa" w:w="4802"/>
-            <w:shd w:fill="F8F6F0"/>
+            <w:tcW w:type="dxa" w:w="2484"/>
+            <w:shd w:fill="E8DFC8"/>
           </w:tcPr>
           <w:p>
             <w:r>
-              <w:t>ص ٧</w:t>
-            </w:r>
-          </w:p>
-        </w:tc>
-      </w:tr>
-      <w:tr>
-        <w:tc>
-          <w:tcPr>
-            <w:tcW w:type="dxa" w:w="4802"/>
-          </w:tcPr>
-          <w:p>
-            <w:r>
-              <w:t>٧. تحليل الفجوات الاستراتيجية وإدارة المخاطر</w:t>
+              <w:rPr>
+                <w:b/>
+                <w:sz w:val="19"/>
+              </w:rPr>
+              <w:t>٤١.٧٣٪</w:t>
             </w:r>
           </w:p>
         </w:tc>
         <w:tc>
           <w:tcPr>
-            <w:tcW w:type="dxa" w:w="4802"/>
+            <w:tcW w:type="dxa" w:w="2484"/>
+            <w:shd w:fill="E8DFC8"/>
           </w:tcPr>
           <w:p>
             <w:r>
-              <w:t>ص ٨</w:t>
-            </w:r>
-          </w:p>
-        </w:tc>
-      </w:tr>
-      <w:tr>
-        <w:tc>
-          <w:tcPr>
-            <w:tcW w:type="dxa" w:w="4802"/>
-            <w:shd w:fill="F8F6F0"/>
-          </w:tcPr>
-          <w:p>
-            <w:r>
-              <w:t>٨. التحليل والأداء المالي والموازنة التشغيلية</w:t>
-            </w:r>
-          </w:p>
-        </w:tc>
-        <w:tc>
-          <w:tcPr>
-            <w:tcW w:type="dxa" w:w="4802"/>
-            <w:shd w:fill="F8F6F0"/>
-          </w:tcPr>
-          <w:p>
-            <w:r>
-              <w:t>ص ٩</w:t>
-            </w:r>
-          </w:p>
-        </w:tc>
-      </w:tr>
-      <w:tr>
-        <w:tc>
-          <w:tcPr>
-            <w:tcW w:type="dxa" w:w="4802"/>
-          </w:tcPr>
-          <w:p>
-            <w:r>
-              <w:t>٩. البرامج والمساعدات الطبية وخدمة المستفيدين</w:t>
-            </w:r>
-          </w:p>
-        </w:tc>
-        <w:tc>
-          <w:tcPr>
-            <w:tcW w:type="dxa" w:w="4802"/>
-          </w:tcPr>
-          <w:p>
-            <w:r>
-              <w:t>ص ١٠</w:t>
-            </w:r>
-          </w:p>
-        </w:tc>
-      </w:tr>
-      <w:tr>
-        <w:tc>
-          <w:tcPr>
-            <w:tcW w:type="dxa" w:w="4802"/>
-            <w:shd w:fill="F8F6F0"/>
-          </w:tcPr>
-          <w:p>
-            <w:r>
-              <w:t>١٠. منظومة الشراكات الصحية والمؤسسية (٩ شركاء)</w:t>
-            </w:r>
-          </w:p>
-        </w:tc>
-        <w:tc>
-          <w:tcPr>
-            <w:tcW w:type="dxa" w:w="4802"/>
-            <w:shd w:fill="F8F6F0"/>
-          </w:tcPr>
-          <w:p>
-            <w:r>
-              <w:t>ص ١١</w:t>
-            </w:r>
-          </w:p>
-        </w:tc>
-      </w:tr>
-      <w:tr>
-        <w:tc>
-          <w:tcPr>
-            <w:tcW w:type="dxa" w:w="4802"/>
-          </w:tcPr>
-          <w:p>
-            <w:r>
-              <w:t>١١. الموارد البشرية والتحول المؤسسي والحوكمة</w:t>
-            </w:r>
-          </w:p>
-        </w:tc>
-        <w:tc>
-          <w:tcPr>
-            <w:tcW w:type="dxa" w:w="4802"/>
-          </w:tcPr>
-          <w:p>
-            <w:r>
-              <w:t>ص ١٢</w:t>
-            </w:r>
-          </w:p>
-        </w:tc>
-      </w:tr>
-      <w:tr>
-        <w:tc>
-          <w:tcPr>
-            <w:tcW w:type="dxa" w:w="4802"/>
-            <w:shd w:fill="F8F6F0"/>
-          </w:tcPr>
-          <w:p>
-            <w:r>
-              <w:t>١٢. قصص الأثر الإنساني ورسائل المستفيدين</w:t>
-            </w:r>
-          </w:p>
-        </w:tc>
-        <w:tc>
-          <w:tcPr>
-            <w:tcW w:type="dxa" w:w="4802"/>
-            <w:shd w:fill="F8F6F0"/>
-          </w:tcPr>
-          <w:p>
-            <w:r>
-              <w:t>ص ١٣</w:t>
-            </w:r>
-          </w:p>
-        </w:tc>
-      </w:tr>
-      <w:tr>
-        <w:tc>
-          <w:tcPr>
-            <w:tcW w:type="dxa" w:w="4802"/>
-          </w:tcPr>
-          <w:p>
-            <w:r>
-              <w:t>١٣. خارطة طريق التصحيح والتوصيات الاستراتيجية (H2 2026)</w:t>
-            </w:r>
-          </w:p>
-        </w:tc>
-        <w:tc>
-          <w:tcPr>
-            <w:tcW w:type="dxa" w:w="4802"/>
-          </w:tcPr>
-          <w:p>
-            <w:r>
-              <w:t>ص ١٤</w:t>
-            </w:r>
-          </w:p>
-        </w:tc>
-      </w:tr>
-      <w:tr>
-        <w:tc>
-          <w:tcPr>
-            <w:tcW w:type="dxa" w:w="4802"/>
-            <w:shd w:fill="F8F6F0"/>
-          </w:tcPr>
-          <w:p>
-            <w:r>
-              <w:t>١٤. الملاحق التفصيلية (الداعمون، والأصول الثابتة)</w:t>
-            </w:r>
-          </w:p>
-        </w:tc>
-        <w:tc>
-          <w:tcPr>
-            <w:tcW w:type="dxa" w:w="4802"/>
-            <w:shd w:fill="F8F6F0"/>
-          </w:tcPr>
-          <w:p>
-            <w:r>
-              <w:t>ص ١٥</w:t>
+              <w:rPr>
+                <w:b/>
+                <w:sz w:val="19"/>
+              </w:rPr>
+              <w:t>٤١.٧٣ من ١٠٠ (بعد مواءمة المستهدف)</w:t>
             </w:r>
           </w:p>
         </w:tc>
@@ -474,7 +574,7 @@
     </w:p>
     <w:p>
       <w:pPr>
-        <w:pStyle w:val="Heading1"/>
+        <w:spacing w:before="280" w:after="120"/>
         <w:jc w:val="right"/>
       </w:pPr>
       <w:r>
@@ -482,141 +582,9 @@
           <w:rFonts w:ascii="Arial" w:hAnsi="Arial"/>
           <w:b/>
           <w:color w:val="6B1D3A"/>
-          <w:sz w:val="32"/>
+          <w:sz w:val="34"/>
         </w:rPr>
-        <w:t>القيادة الرشيدة ومجلس الإدارة</w:t>
-      </w:r>
-    </w:p>
-    <w:p>
-      <w:pPr>
-        <w:spacing w:after="100" w:line="288" w:lineRule="auto"/>
-        <w:jc w:val="right"/>
-      </w:pPr>
-      <w:r>
-        <w:rPr>
-          <w:rFonts w:ascii="Arial" w:hAnsi="Arial"/>
-          <w:b/>
-          <w:i w:val="0"/>
-          <w:color w:val="6B1D3A"/>
-          <w:sz w:val="24"/>
-        </w:rPr>
-        <w:t>• صاحب السمو الملكي الأمير محمد بن سلمان بن عبدالعزيز - ولي العهد رئيس مجلس الوزراء</w:t>
-      </w:r>
-    </w:p>
-    <w:p>
-      <w:pPr>
-        <w:spacing w:after="100" w:line="288" w:lineRule="auto"/>
-        <w:jc w:val="right"/>
-      </w:pPr>
-      <w:r>
-        <w:rPr>
-          <w:rFonts w:ascii="Arial" w:hAnsi="Arial"/>
-          <w:b w:val="0"/>
-          <w:i/>
-          <w:color w:val="2D2D2D"/>
-          <w:sz w:val="21"/>
-        </w:rPr>
-        <w:t>«نهدف للوصول إلى قطاع غير ربحي مهم، مبادر وداعم ومؤثر في التعليم والصحة والثقافة والمجالات البحثية، وسنعتمد عليه بشكل رئيسي.»</w:t>
-      </w:r>
-    </w:p>
-    <w:p>
-      <w:pPr>
-        <w:spacing w:after="100" w:line="288" w:lineRule="auto"/>
-        <w:jc w:val="right"/>
-      </w:pPr>
-      <w:r>
-        <w:rPr>
-          <w:rFonts w:ascii="Arial" w:hAnsi="Arial"/>
-          <w:b/>
-          <w:i w:val="0"/>
-          <w:color w:val="6B1D3A"/>
-          <w:sz w:val="24"/>
-        </w:rPr>
-        <w:t>• خادم الحرمين الشريفين الملك سلمان بن عبدالعزيز آل سعود - ملك المملكة العربية السعودية</w:t>
-      </w:r>
-    </w:p>
-    <w:p>
-      <w:pPr>
-        <w:spacing w:after="100" w:line="288" w:lineRule="auto"/>
-        <w:jc w:val="right"/>
-      </w:pPr>
-      <w:r>
-        <w:rPr>
-          <w:rFonts w:ascii="Arial" w:hAnsi="Arial"/>
-          <w:b w:val="0"/>
-          <w:i/>
-          <w:color w:val="2D2D2D"/>
-          <w:sz w:val="21"/>
-        </w:rPr>
-        <w:t>«ما يميز هذه البلاد هو حرص قادتها على الخير والتشجيع عليه، وما نراه من مؤسسات خيرية في مختلف المجالات… إلا جانبًا من الجوانب المشرقة لبلادنا.»</w:t>
-      </w:r>
-    </w:p>
-    <w:p>
-      <w:pPr>
-        <w:spacing w:after="100" w:line="288" w:lineRule="auto"/>
-        <w:jc w:val="right"/>
-      </w:pPr>
-      <w:r>
-        <w:rPr>
-          <w:rFonts w:ascii="Arial" w:hAnsi="Arial"/>
-          <w:b/>
-          <w:i w:val="0"/>
-          <w:color w:val="6B1D3A"/>
-          <w:sz w:val="24"/>
-        </w:rPr>
-        <w:t>• صاحب السمو الملكي الأمير سلمان بن سلطان بن عبدالعزيز - أمير منطقة المدينة المنورة</w:t>
-      </w:r>
-    </w:p>
-    <w:p>
-      <w:pPr>
-        <w:spacing w:after="100" w:line="288" w:lineRule="auto"/>
-        <w:jc w:val="right"/>
-      </w:pPr>
-      <w:r>
-        <w:rPr>
-          <w:rFonts w:ascii="Arial" w:hAnsi="Arial"/>
-          <w:b w:val="0"/>
-          <w:i/>
-          <w:color w:val="2D2D2D"/>
-          <w:sz w:val="21"/>
-        </w:rPr>
-        <w:t>«نسعد بالإنجازات التي حققتها الجمعيات الأهلية على مستوى المنطقة باعتبارها شريكًا استراتيجيًا للقطاعين العام والخاص في تحسين جودة الحياة.»</w:t>
-      </w:r>
-    </w:p>
-    <w:p>
-      <w:r>
-        <w:br w:type="page"/>
-      </w:r>
-    </w:p>
-    <w:p>
-      <w:pPr>
-        <w:pStyle w:val="Heading1"/>
-        <w:jc w:val="right"/>
-      </w:pPr>
-      <w:r>
-        <w:rPr>
-          <w:rFonts w:ascii="Arial" w:hAnsi="Arial"/>
-          <w:b/>
-          <w:color w:val="6B1D3A"/>
-          <w:sz w:val="32"/>
-        </w:rPr>
-        <w:t>التدقيق الأدائي والتقييم الاستراتيجي الشامل (BSC Evaluation)</w:t>
-      </w:r>
-    </w:p>
-    <w:p>
-      <w:pPr>
-        <w:spacing w:after="100" w:line="288" w:lineRule="auto"/>
-        <w:jc w:val="right"/>
-      </w:pPr>
-      <w:r>
-        <w:rPr>
-          <w:rFonts w:ascii="Arial" w:hAnsi="Arial"/>
-          <w:b w:val="0"/>
-          <w:i w:val="0"/>
-          <w:color w:val="2D2D2D"/>
-          <w:sz w:val="22"/>
-        </w:rPr>
-        <w:t>بناءً على الفحص المستندي المقارن بين مستهدفات الخطة الاستراتيجية والتشغيلية والمنجزات الفعلية للنصف الأول ٢٠٢٦م:</w:t>
+        <w:t>ثالثاً: مصفوفة مطابقة الخطة الاستراتيجية بالمنجز الفعلي (١٤ مؤشراً معتمداً)</w:t>
       </w:r>
     </w:p>
     <w:tbl>
@@ -626,368 +594,19 @@
         <w:tblLook w:firstColumn="1" w:firstRow="1" w:lastColumn="0" w:lastRow="0" w:noHBand="0" w:noVBand="1" w:val="04A0"/>
       </w:tblPr>
       <w:tblGrid>
-        <w:gridCol w:w="2401"/>
-        <w:gridCol w:w="2401"/>
-        <w:gridCol w:w="2401"/>
-        <w:gridCol w:w="2401"/>
+        <w:gridCol w:w="1242"/>
+        <w:gridCol w:w="1242"/>
+        <w:gridCol w:w="1242"/>
+        <w:gridCol w:w="1242"/>
+        <w:gridCol w:w="1242"/>
+        <w:gridCol w:w="1242"/>
+        <w:gridCol w:w="1242"/>
+        <w:gridCol w:w="1242"/>
       </w:tblGrid>
       <w:tr>
         <w:tc>
           <w:tcPr>
-            <w:tcW w:type="dxa" w:w="2401"/>
-            <w:shd w:fill="6B1D3A"/>
-          </w:tcPr>
-          <w:p>
-            <w:r>
-              <w:rPr>
-                <w:b/>
-                <w:color w:val="FFFFFF"/>
-              </w:rPr>
-              <w:t>المحور الاستراتيجي (BSC)</w:t>
-            </w:r>
-          </w:p>
-        </w:tc>
-        <w:tc>
-          <w:tcPr>
-            <w:tcW w:type="dxa" w:w="2401"/>
-            <w:shd w:fill="6B1D3A"/>
-          </w:tcPr>
-          <w:p>
-            <w:r>
-              <w:rPr>
-                <w:b/>
-                <w:color w:val="FFFFFF"/>
-              </w:rPr>
-              <w:t>الوزن النسبي</w:t>
-            </w:r>
-          </w:p>
-        </w:tc>
-        <w:tc>
-          <w:tcPr>
-            <w:tcW w:type="dxa" w:w="2401"/>
-            <w:shd w:fill="6B1D3A"/>
-          </w:tcPr>
-          <w:p>
-            <w:r>
-              <w:rPr>
-                <w:b/>
-                <w:color w:val="FFFFFF"/>
-              </w:rPr>
-              <w:t>نسبة إنجاز H1</w:t>
-            </w:r>
-          </w:p>
-        </w:tc>
-        <w:tc>
-          <w:tcPr>
-            <w:tcW w:type="dxa" w:w="2401"/>
-            <w:shd w:fill="6B1D3A"/>
-          </w:tcPr>
-          <w:p>
-            <w:r>
-              <w:rPr>
-                <w:b/>
-                <w:color w:val="FFFFFF"/>
-              </w:rPr>
-              <w:t>الدرجة الموزونة المحققة</w:t>
-            </w:r>
-          </w:p>
-        </w:tc>
-      </w:tr>
-      <w:tr>
-        <w:tc>
-          <w:tcPr>
-            <w:tcW w:type="dxa" w:w="2401"/>
-          </w:tcPr>
-          <w:p>
-            <w:r>
-              <w:t>١. محور الأثر والبرامج الطبية</w:t>
-            </w:r>
-          </w:p>
-        </w:tc>
-        <w:tc>
-          <w:tcPr>
-            <w:tcW w:type="dxa" w:w="2401"/>
-          </w:tcPr>
-          <w:p>
-            <w:r>
-              <w:t>٤٠٪</w:t>
-            </w:r>
-          </w:p>
-        </w:tc>
-        <w:tc>
-          <w:tcPr>
-            <w:tcW w:type="dxa" w:w="2401"/>
-          </w:tcPr>
-          <w:p>
-            <w:r>
-              <w:t>١٣.٩٥٪</w:t>
-            </w:r>
-          </w:p>
-        </w:tc>
-        <w:tc>
-          <w:tcPr>
-            <w:tcW w:type="dxa" w:w="2401"/>
-          </w:tcPr>
-          <w:p>
-            <w:r>
-              <w:t>٥.٥٨ من ٤٠</w:t>
-            </w:r>
-          </w:p>
-        </w:tc>
-      </w:tr>
-      <w:tr>
-        <w:tc>
-          <w:tcPr>
-            <w:tcW w:type="dxa" w:w="2401"/>
-            <w:shd w:fill="F8F6F0"/>
-          </w:tcPr>
-          <w:p>
-            <w:r>
-              <w:t>٢. المحور المالي والموازنة التشغيلية</w:t>
-            </w:r>
-          </w:p>
-        </w:tc>
-        <w:tc>
-          <w:tcPr>
-            <w:tcW w:type="dxa" w:w="2401"/>
-            <w:shd w:fill="F8F6F0"/>
-          </w:tcPr>
-          <w:p>
-            <w:r>
-              <w:t>٣٠٪</w:t>
-            </w:r>
-          </w:p>
-        </w:tc>
-        <w:tc>
-          <w:tcPr>
-            <w:tcW w:type="dxa" w:w="2401"/>
-            <w:shd w:fill="F8F6F0"/>
-          </w:tcPr>
-          <w:p>
-            <w:r>
-              <w:t>٣٢.٩٦٪</w:t>
-            </w:r>
-          </w:p>
-        </w:tc>
-        <w:tc>
-          <w:tcPr>
-            <w:tcW w:type="dxa" w:w="2401"/>
-            <w:shd w:fill="F8F6F0"/>
-          </w:tcPr>
-          <w:p>
-            <w:r>
-              <w:t>٩.٨٩ من ٣٠</w:t>
-            </w:r>
-          </w:p>
-        </w:tc>
-      </w:tr>
-      <w:tr>
-        <w:tc>
-          <w:tcPr>
-            <w:tcW w:type="dxa" w:w="2401"/>
-          </w:tcPr>
-          <w:p>
-            <w:r>
-              <w:t>٣. محور الشراكات والعمليات الداخلية</w:t>
-            </w:r>
-          </w:p>
-        </w:tc>
-        <w:tc>
-          <w:tcPr>
-            <w:tcW w:type="dxa" w:w="2401"/>
-          </w:tcPr>
-          <w:p>
-            <w:r>
-              <w:t>١٥٪</w:t>
-            </w:r>
-          </w:p>
-        </w:tc>
-        <w:tc>
-          <w:tcPr>
-            <w:tcW w:type="dxa" w:w="2401"/>
-          </w:tcPr>
-          <w:p>
-            <w:r>
-              <w:t>٥٥.٠٠٪</w:t>
-            </w:r>
-          </w:p>
-        </w:tc>
-        <w:tc>
-          <w:tcPr>
-            <w:tcW w:type="dxa" w:w="2401"/>
-          </w:tcPr>
-          <w:p>
-            <w:r>
-              <w:t>٨.٢٥ من ١٥</w:t>
-            </w:r>
-          </w:p>
-        </w:tc>
-      </w:tr>
-      <w:tr>
-        <w:tc>
-          <w:tcPr>
-            <w:tcW w:type="dxa" w:w="2401"/>
-            <w:shd w:fill="F8F6F0"/>
-          </w:tcPr>
-          <w:p>
-            <w:r>
-              <w:t>٤. محور الحوكمة والمؤسسية</w:t>
-            </w:r>
-          </w:p>
-        </w:tc>
-        <w:tc>
-          <w:tcPr>
-            <w:tcW w:type="dxa" w:w="2401"/>
-            <w:shd w:fill="F8F6F0"/>
-          </w:tcPr>
-          <w:p>
-            <w:r>
-              <w:t>١٥٪</w:t>
-            </w:r>
-          </w:p>
-        </w:tc>
-        <w:tc>
-          <w:tcPr>
-            <w:tcW w:type="dxa" w:w="2401"/>
-            <w:shd w:fill="F8F6F0"/>
-          </w:tcPr>
-          <w:p>
-            <w:r>
-              <w:t>٦٠.٠٠٪</w:t>
-            </w:r>
-          </w:p>
-        </w:tc>
-        <w:tc>
-          <w:tcPr>
-            <w:tcW w:type="dxa" w:w="2401"/>
-            <w:shd w:fill="F8F6F0"/>
-          </w:tcPr>
-          <w:p>
-            <w:r>
-              <w:t>٩.٠٠ من ١٥</w:t>
-            </w:r>
-          </w:p>
-        </w:tc>
-      </w:tr>
-      <w:tr>
-        <w:tc>
-          <w:tcPr>
-            <w:tcW w:type="dxa" w:w="2401"/>
-            <w:shd w:fill="F4EFE6"/>
-          </w:tcPr>
-          <w:p>
-            <w:r>
-              <w:rPr>
-                <w:b/>
-                <w:color w:val="6B1D3A"/>
-              </w:rPr>
-              <w:t>الإجمالي العام الموزون للأداء الاستراتيجي (H1 2026)</w:t>
-            </w:r>
-          </w:p>
-        </w:tc>
-        <w:tc>
-          <w:tcPr>
-            <w:tcW w:type="dxa" w:w="2401"/>
-            <w:shd w:fill="F4EFE6"/>
-          </w:tcPr>
-          <w:p>
-            <w:r>
-              <w:rPr>
-                <w:b/>
-                <w:color w:val="6B1D3A"/>
-              </w:rPr>
-              <w:t>١٠٠٪</w:t>
-            </w:r>
-          </w:p>
-        </w:tc>
-        <w:tc>
-          <w:tcPr>
-            <w:tcW w:type="dxa" w:w="2401"/>
-            <w:shd w:fill="F4EFE6"/>
-          </w:tcPr>
-          <w:p>
-            <w:r>
-              <w:rPr>
-                <w:b/>
-                <w:color w:val="6B1D3A"/>
-              </w:rPr>
-              <w:t>٣٢.٧٢٪</w:t>
-            </w:r>
-          </w:p>
-        </w:tc>
-        <w:tc>
-          <w:tcPr>
-            <w:tcW w:type="dxa" w:w="2401"/>
-            <w:shd w:fill="F4EFE6"/>
-          </w:tcPr>
-          <w:p>
-            <w:r>
-              <w:rPr>
-                <w:b/>
-                <w:color w:val="6B1D3A"/>
-              </w:rPr>
-              <w:t>٣٢.٧٢ من ١٠٠ (يحتاج تحسين)</w:t>
-            </w:r>
-          </w:p>
-        </w:tc>
-      </w:tr>
-    </w:tbl>
-    <w:p>
-      <w:pPr>
-        <w:spacing w:after="100" w:line="288" w:lineRule="auto"/>
-        <w:jc w:val="right"/>
-      </w:pPr>
-      <w:r>
-        <w:rPr>
-          <w:rFonts w:ascii="Arial" w:hAnsi="Arial"/>
-          <w:b/>
-          <w:i w:val="0"/>
-          <w:color w:val="6B1D3A"/>
-          <w:sz w:val="22"/>
-        </w:rPr>
-        <w:t>التقييم العام المعتمد: «يحتاج إلى تحسين جذري وإعادة ضبط مسار (Needs Significant Improvement &amp; Realignment)» نظراً لفجوة المستفيدين (٧ مرضى فقط مقابل مستهدف ٣٦ ألف) وتعطيل ٩ برامج معتمدة.</w:t>
-      </w:r>
-    </w:p>
-    <w:p>
-      <w:r>
-        <w:br w:type="page"/>
-      </w:r>
-    </w:p>
-    <w:p>
-      <w:pPr>
-        <w:pStyle w:val="Heading1"/>
-        <w:jc w:val="right"/>
-      </w:pPr>
-      <w:r>
-        <w:rPr>
-          <w:rFonts w:ascii="Arial" w:hAnsi="Arial"/>
-          <w:b/>
-          <w:color w:val="6B1D3A"/>
-          <w:sz w:val="32"/>
-        </w:rPr>
-        <w:t>مصفوفة مطابقة الخطة الاستراتيجية بالمنجز الفعلي (١٤ مؤشراً معتمداً)</w:t>
-      </w:r>
-    </w:p>
-    <w:tbl>
-      <w:tblPr>
-        <w:tblW w:type="auto" w:w="0"/>
-        <w:jc w:val="center"/>
-        <w:tblLook w:firstColumn="1" w:firstRow="1" w:lastColumn="0" w:lastRow="0" w:noHBand="0" w:noVBand="1" w:val="04A0"/>
-      </w:tblPr>
-      <w:tblGrid>
-        <w:gridCol w:w="1201"/>
-        <w:gridCol w:w="1201"/>
-        <w:gridCol w:w="1201"/>
-        <w:gridCol w:w="1201"/>
-        <w:gridCol w:w="1201"/>
-        <w:gridCol w:w="1201"/>
-        <w:gridCol w:w="1201"/>
-        <w:gridCol w:w="1201"/>
-      </w:tblGrid>
-      <w:tr>
-        <w:tc>
-          <w:tcPr>
-            <w:tcW w:type="dxa" w:w="1201"/>
+            <w:tcW w:type="dxa" w:w="1242"/>
             <w:shd w:fill="6B1D3A"/>
           </w:tcPr>
           <w:p>
@@ -1003,7 +622,7 @@
         </w:tc>
         <w:tc>
           <w:tcPr>
-            <w:tcW w:type="dxa" w:w="1201"/>
+            <w:tcW w:type="dxa" w:w="1242"/>
             <w:shd w:fill="6B1D3A"/>
           </w:tcPr>
           <w:p>
@@ -1019,7 +638,7 @@
         </w:tc>
         <w:tc>
           <w:tcPr>
-            <w:tcW w:type="dxa" w:w="1201"/>
+            <w:tcW w:type="dxa" w:w="1242"/>
             <w:shd w:fill="6B1D3A"/>
           </w:tcPr>
           <w:p>
@@ -1035,7 +654,7 @@
         </w:tc>
         <w:tc>
           <w:tcPr>
-            <w:tcW w:type="dxa" w:w="1201"/>
+            <w:tcW w:type="dxa" w:w="1242"/>
             <w:shd w:fill="6B1D3A"/>
           </w:tcPr>
           <w:p>
@@ -1051,7 +670,7 @@
         </w:tc>
         <w:tc>
           <w:tcPr>
-            <w:tcW w:type="dxa" w:w="1201"/>
+            <w:tcW w:type="dxa" w:w="1242"/>
             <w:shd w:fill="6B1D3A"/>
           </w:tcPr>
           <w:p>
@@ -1067,7 +686,7 @@
         </w:tc>
         <w:tc>
           <w:tcPr>
-            <w:tcW w:type="dxa" w:w="1201"/>
+            <w:tcW w:type="dxa" w:w="1242"/>
             <w:shd w:fill="6B1D3A"/>
           </w:tcPr>
           <w:p>
@@ -1083,7 +702,7 @@
         </w:tc>
         <w:tc>
           <w:tcPr>
-            <w:tcW w:type="dxa" w:w="1201"/>
+            <w:tcW w:type="dxa" w:w="1242"/>
             <w:shd w:fill="6B1D3A"/>
           </w:tcPr>
           <w:p>
@@ -1099,7 +718,7 @@
         </w:tc>
         <w:tc>
           <w:tcPr>
-            <w:tcW w:type="dxa" w:w="1201"/>
+            <w:tcW w:type="dxa" w:w="1242"/>
             <w:shd w:fill="6B1D3A"/>
           </w:tcPr>
           <w:p>
@@ -1117,7 +736,7 @@
       <w:tr>
         <w:tc>
           <w:tcPr>
-            <w:tcW w:type="dxa" w:w="1201"/>
+            <w:tcW w:type="dxa" w:w="1242"/>
           </w:tcPr>
           <w:p>
             <w:r>
@@ -1130,20 +749,20 @@
         </w:tc>
         <w:tc>
           <w:tcPr>
-            <w:tcW w:type="dxa" w:w="1201"/>
+            <w:tcW w:type="dxa" w:w="1242"/>
           </w:tcPr>
           <w:p>
             <w:r>
               <w:rPr>
                 <w:sz w:val="17"/>
               </w:rPr>
-              <w:t>الإيرادات الكلية للجمعية</w:t>
+              <w:t>الإيرادات الكلية (المعدلة)</w:t>
             </w:r>
           </w:p>
         </w:tc>
         <w:tc>
           <w:tcPr>
-            <w:tcW w:type="dxa" w:w="1201"/>
+            <w:tcW w:type="dxa" w:w="1242"/>
           </w:tcPr>
           <w:p>
             <w:r>
@@ -1156,33 +775,33 @@
         </w:tc>
         <w:tc>
           <w:tcPr>
-            <w:tcW w:type="dxa" w:w="1201"/>
+            <w:tcW w:type="dxa" w:w="1242"/>
           </w:tcPr>
           <w:p>
             <w:r>
               <w:rPr>
                 <w:sz w:val="17"/>
               </w:rPr>
-              <w:t>٦,٨٤٦,٠٠٠</w:t>
+              <w:t>١,٥٢٧,٠٠٠</w:t>
             </w:r>
           </w:p>
         </w:tc>
         <w:tc>
           <w:tcPr>
-            <w:tcW w:type="dxa" w:w="1201"/>
+            <w:tcW w:type="dxa" w:w="1242"/>
           </w:tcPr>
           <w:p>
             <w:r>
               <w:rPr>
                 <w:sz w:val="17"/>
               </w:rPr>
-              <w:t>٣,٤٢٣,٠٠٠</w:t>
+              <w:t>٧٦٣,٥٠٠</w:t>
             </w:r>
           </w:p>
         </w:tc>
         <w:tc>
           <w:tcPr>
-            <w:tcW w:type="dxa" w:w="1201"/>
+            <w:tcW w:type="dxa" w:w="1242"/>
           </w:tcPr>
           <w:p>
             <w:r>
@@ -1195,27 +814,27 @@
         </w:tc>
         <w:tc>
           <w:tcPr>
-            <w:tcW w:type="dxa" w:w="1201"/>
+            <w:tcW w:type="dxa" w:w="1242"/>
           </w:tcPr>
           <w:p>
             <w:r>
               <w:rPr>
                 <w:sz w:val="17"/>
               </w:rPr>
-              <w:t>١٧.٠١٪</w:t>
+              <w:t>٧٦.٢٥٪</w:t>
             </w:r>
           </w:p>
         </w:tc>
         <w:tc>
           <w:tcPr>
-            <w:tcW w:type="dxa" w:w="1201"/>
+            <w:tcW w:type="dxa" w:w="1242"/>
           </w:tcPr>
           <w:p>
             <w:r>
               <w:rPr>
                 <w:sz w:val="17"/>
               </w:rPr>
-              <w:t>متأخر حرِج</w:t>
+              <w:t>متقدم وجيد</w:t>
             </w:r>
           </w:p>
         </w:tc>
@@ -1223,7 +842,7 @@
       <w:tr>
         <w:tc>
           <w:tcPr>
-            <w:tcW w:type="dxa" w:w="1201"/>
+            <w:tcW w:type="dxa" w:w="1242"/>
             <w:shd w:fill="F8F6F0"/>
           </w:tcPr>
           <w:p>
@@ -1237,7 +856,7 @@
         </w:tc>
         <w:tc>
           <w:tcPr>
-            <w:tcW w:type="dxa" w:w="1201"/>
+            <w:tcW w:type="dxa" w:w="1242"/>
             <w:shd w:fill="F8F6F0"/>
           </w:tcPr>
           <w:p>
@@ -1251,7 +870,7 @@
         </w:tc>
         <w:tc>
           <w:tcPr>
-            <w:tcW w:type="dxa" w:w="1201"/>
+            <w:tcW w:type="dxa" w:w="1242"/>
             <w:shd w:fill="F8F6F0"/>
           </w:tcPr>
           <w:p>
@@ -1265,7 +884,7 @@
         </w:tc>
         <w:tc>
           <w:tcPr>
-            <w:tcW w:type="dxa" w:w="1201"/>
+            <w:tcW w:type="dxa" w:w="1242"/>
             <w:shd w:fill="F8F6F0"/>
           </w:tcPr>
           <w:p>
@@ -1279,7 +898,7 @@
         </w:tc>
         <w:tc>
           <w:tcPr>
-            <w:tcW w:type="dxa" w:w="1201"/>
+            <w:tcW w:type="dxa" w:w="1242"/>
             <w:shd w:fill="F8F6F0"/>
           </w:tcPr>
           <w:p>
@@ -1293,7 +912,7 @@
         </w:tc>
         <w:tc>
           <w:tcPr>
-            <w:tcW w:type="dxa" w:w="1201"/>
+            <w:tcW w:type="dxa" w:w="1242"/>
             <w:shd w:fill="F8F6F0"/>
           </w:tcPr>
           <w:p>
@@ -1307,7 +926,7 @@
         </w:tc>
         <w:tc>
           <w:tcPr>
-            <w:tcW w:type="dxa" w:w="1201"/>
+            <w:tcW w:type="dxa" w:w="1242"/>
             <w:shd w:fill="F8F6F0"/>
           </w:tcPr>
           <w:p>
@@ -1321,7 +940,7 @@
         </w:tc>
         <w:tc>
           <w:tcPr>
-            <w:tcW w:type="dxa" w:w="1201"/>
+            <w:tcW w:type="dxa" w:w="1242"/>
             <w:shd w:fill="F8F6F0"/>
           </w:tcPr>
           <w:p>
@@ -1337,7 +956,7 @@
       <w:tr>
         <w:tc>
           <w:tcPr>
-            <w:tcW w:type="dxa" w:w="1201"/>
+            <w:tcW w:type="dxa" w:w="1242"/>
           </w:tcPr>
           <w:p>
             <w:r>
@@ -1350,7 +969,7 @@
         </w:tc>
         <w:tc>
           <w:tcPr>
-            <w:tcW w:type="dxa" w:w="1201"/>
+            <w:tcW w:type="dxa" w:w="1242"/>
           </w:tcPr>
           <w:p>
             <w:r>
@@ -1363,7 +982,7 @@
         </w:tc>
         <w:tc>
           <w:tcPr>
-            <w:tcW w:type="dxa" w:w="1201"/>
+            <w:tcW w:type="dxa" w:w="1242"/>
           </w:tcPr>
           <w:p>
             <w:r>
@@ -1376,7 +995,7 @@
         </w:tc>
         <w:tc>
           <w:tcPr>
-            <w:tcW w:type="dxa" w:w="1201"/>
+            <w:tcW w:type="dxa" w:w="1242"/>
           </w:tcPr>
           <w:p>
             <w:r>
@@ -1389,7 +1008,7 @@
         </w:tc>
         <w:tc>
           <w:tcPr>
-            <w:tcW w:type="dxa" w:w="1201"/>
+            <w:tcW w:type="dxa" w:w="1242"/>
           </w:tcPr>
           <w:p>
             <w:r>
@@ -1402,7 +1021,7 @@
         </w:tc>
         <w:tc>
           <w:tcPr>
-            <w:tcW w:type="dxa" w:w="1201"/>
+            <w:tcW w:type="dxa" w:w="1242"/>
           </w:tcPr>
           <w:p>
             <w:r>
@@ -1415,7 +1034,7 @@
         </w:tc>
         <w:tc>
           <w:tcPr>
-            <w:tcW w:type="dxa" w:w="1201"/>
+            <w:tcW w:type="dxa" w:w="1242"/>
           </w:tcPr>
           <w:p>
             <w:r>
@@ -1428,7 +1047,7 @@
         </w:tc>
         <w:tc>
           <w:tcPr>
-            <w:tcW w:type="dxa" w:w="1201"/>
+            <w:tcW w:type="dxa" w:w="1242"/>
           </w:tcPr>
           <w:p>
             <w:r>
@@ -1443,7 +1062,7 @@
       <w:tr>
         <w:tc>
           <w:tcPr>
-            <w:tcW w:type="dxa" w:w="1201"/>
+            <w:tcW w:type="dxa" w:w="1242"/>
             <w:shd w:fill="F8F6F0"/>
           </w:tcPr>
           <w:p>
@@ -1457,7 +1076,7 @@
         </w:tc>
         <w:tc>
           <w:tcPr>
-            <w:tcW w:type="dxa" w:w="1201"/>
+            <w:tcW w:type="dxa" w:w="1242"/>
             <w:shd w:fill="F8F6F0"/>
           </w:tcPr>
           <w:p>
@@ -1471,7 +1090,7 @@
         </w:tc>
         <w:tc>
           <w:tcPr>
-            <w:tcW w:type="dxa" w:w="1201"/>
+            <w:tcW w:type="dxa" w:w="1242"/>
             <w:shd w:fill="F8F6F0"/>
           </w:tcPr>
           <w:p>
@@ -1485,7 +1104,7 @@
         </w:tc>
         <w:tc>
           <w:tcPr>
-            <w:tcW w:type="dxa" w:w="1201"/>
+            <w:tcW w:type="dxa" w:w="1242"/>
             <w:shd w:fill="F8F6F0"/>
           </w:tcPr>
           <w:p>
@@ -1499,7 +1118,7 @@
         </w:tc>
         <w:tc>
           <w:tcPr>
-            <w:tcW w:type="dxa" w:w="1201"/>
+            <w:tcW w:type="dxa" w:w="1242"/>
             <w:shd w:fill="F8F6F0"/>
           </w:tcPr>
           <w:p>
@@ -1513,7 +1132,7 @@
         </w:tc>
         <w:tc>
           <w:tcPr>
-            <w:tcW w:type="dxa" w:w="1201"/>
+            <w:tcW w:type="dxa" w:w="1242"/>
             <w:shd w:fill="F8F6F0"/>
           </w:tcPr>
           <w:p>
@@ -1527,7 +1146,7 @@
         </w:tc>
         <w:tc>
           <w:tcPr>
-            <w:tcW w:type="dxa" w:w="1201"/>
+            <w:tcW w:type="dxa" w:w="1242"/>
             <w:shd w:fill="F8F6F0"/>
           </w:tcPr>
           <w:p>
@@ -1541,7 +1160,7 @@
         </w:tc>
         <w:tc>
           <w:tcPr>
-            <w:tcW w:type="dxa" w:w="1201"/>
+            <w:tcW w:type="dxa" w:w="1242"/>
             <w:shd w:fill="F8F6F0"/>
           </w:tcPr>
           <w:p>
@@ -1557,7 +1176,7 @@
       <w:tr>
         <w:tc>
           <w:tcPr>
-            <w:tcW w:type="dxa" w:w="1201"/>
+            <w:tcW w:type="dxa" w:w="1242"/>
           </w:tcPr>
           <w:p>
             <w:r>
@@ -1570,7 +1189,7 @@
         </w:tc>
         <w:tc>
           <w:tcPr>
-            <w:tcW w:type="dxa" w:w="1201"/>
+            <w:tcW w:type="dxa" w:w="1242"/>
           </w:tcPr>
           <w:p>
             <w:r>
@@ -1583,7 +1202,7 @@
         </w:tc>
         <w:tc>
           <w:tcPr>
-            <w:tcW w:type="dxa" w:w="1201"/>
+            <w:tcW w:type="dxa" w:w="1242"/>
           </w:tcPr>
           <w:p>
             <w:r>
@@ -1596,7 +1215,7 @@
         </w:tc>
         <w:tc>
           <w:tcPr>
-            <w:tcW w:type="dxa" w:w="1201"/>
+            <w:tcW w:type="dxa" w:w="1242"/>
           </w:tcPr>
           <w:p>
             <w:r>
@@ -1609,7 +1228,7 @@
         </w:tc>
         <w:tc>
           <w:tcPr>
-            <w:tcW w:type="dxa" w:w="1201"/>
+            <w:tcW w:type="dxa" w:w="1242"/>
           </w:tcPr>
           <w:p>
             <w:r>
@@ -1622,7 +1241,7 @@
         </w:tc>
         <w:tc>
           <w:tcPr>
-            <w:tcW w:type="dxa" w:w="1201"/>
+            <w:tcW w:type="dxa" w:w="1242"/>
           </w:tcPr>
           <w:p>
             <w:r>
@@ -1635,7 +1254,7 @@
         </w:tc>
         <w:tc>
           <w:tcPr>
-            <w:tcW w:type="dxa" w:w="1201"/>
+            <w:tcW w:type="dxa" w:w="1242"/>
           </w:tcPr>
           <w:p>
             <w:r>
@@ -1648,7 +1267,7 @@
         </w:tc>
         <w:tc>
           <w:tcPr>
-            <w:tcW w:type="dxa" w:w="1201"/>
+            <w:tcW w:type="dxa" w:w="1242"/>
           </w:tcPr>
           <w:p>
             <w:r>
@@ -1663,7 +1282,7 @@
       <w:tr>
         <w:tc>
           <w:tcPr>
-            <w:tcW w:type="dxa" w:w="1201"/>
+            <w:tcW w:type="dxa" w:w="1242"/>
             <w:shd w:fill="F8F6F0"/>
           </w:tcPr>
           <w:p>
@@ -1677,7 +1296,7 @@
         </w:tc>
         <w:tc>
           <w:tcPr>
-            <w:tcW w:type="dxa" w:w="1201"/>
+            <w:tcW w:type="dxa" w:w="1242"/>
             <w:shd w:fill="F8F6F0"/>
           </w:tcPr>
           <w:p>
@@ -1691,7 +1310,7 @@
         </w:tc>
         <w:tc>
           <w:tcPr>
-            <w:tcW w:type="dxa" w:w="1201"/>
+            <w:tcW w:type="dxa" w:w="1242"/>
             <w:shd w:fill="F8F6F0"/>
           </w:tcPr>
           <w:p>
@@ -1705,7 +1324,7 @@
         </w:tc>
         <w:tc>
           <w:tcPr>
-            <w:tcW w:type="dxa" w:w="1201"/>
+            <w:tcW w:type="dxa" w:w="1242"/>
             <w:shd w:fill="F8F6F0"/>
           </w:tcPr>
           <w:p>
@@ -1719,7 +1338,7 @@
         </w:tc>
         <w:tc>
           <w:tcPr>
-            <w:tcW w:type="dxa" w:w="1201"/>
+            <w:tcW w:type="dxa" w:w="1242"/>
             <w:shd w:fill="F8F6F0"/>
           </w:tcPr>
           <w:p>
@@ -1733,7 +1352,7 @@
         </w:tc>
         <w:tc>
           <w:tcPr>
-            <w:tcW w:type="dxa" w:w="1201"/>
+            <w:tcW w:type="dxa" w:w="1242"/>
             <w:shd w:fill="F8F6F0"/>
           </w:tcPr>
           <w:p>
@@ -1747,7 +1366,7 @@
         </w:tc>
         <w:tc>
           <w:tcPr>
-            <w:tcW w:type="dxa" w:w="1201"/>
+            <w:tcW w:type="dxa" w:w="1242"/>
             <w:shd w:fill="F8F6F0"/>
           </w:tcPr>
           <w:p>
@@ -1761,7 +1380,7 @@
         </w:tc>
         <w:tc>
           <w:tcPr>
-            <w:tcW w:type="dxa" w:w="1201"/>
+            <w:tcW w:type="dxa" w:w="1242"/>
             <w:shd w:fill="F8F6F0"/>
           </w:tcPr>
           <w:p>
@@ -1777,7 +1396,7 @@
       <w:tr>
         <w:tc>
           <w:tcPr>
-            <w:tcW w:type="dxa" w:w="1201"/>
+            <w:tcW w:type="dxa" w:w="1242"/>
           </w:tcPr>
           <w:p>
             <w:r>
@@ -1790,7 +1409,7 @@
         </w:tc>
         <w:tc>
           <w:tcPr>
-            <w:tcW w:type="dxa" w:w="1201"/>
+            <w:tcW w:type="dxa" w:w="1242"/>
           </w:tcPr>
           <w:p>
             <w:r>
@@ -1803,7 +1422,7 @@
         </w:tc>
         <w:tc>
           <w:tcPr>
-            <w:tcW w:type="dxa" w:w="1201"/>
+            <w:tcW w:type="dxa" w:w="1242"/>
           </w:tcPr>
           <w:p>
             <w:r>
@@ -1816,7 +1435,7 @@
         </w:tc>
         <w:tc>
           <w:tcPr>
-            <w:tcW w:type="dxa" w:w="1201"/>
+            <w:tcW w:type="dxa" w:w="1242"/>
           </w:tcPr>
           <w:p>
             <w:r>
@@ -1829,7 +1448,7 @@
         </w:tc>
         <w:tc>
           <w:tcPr>
-            <w:tcW w:type="dxa" w:w="1201"/>
+            <w:tcW w:type="dxa" w:w="1242"/>
           </w:tcPr>
           <w:p>
             <w:r>
@@ -1842,7 +1461,7 @@
         </w:tc>
         <w:tc>
           <w:tcPr>
-            <w:tcW w:type="dxa" w:w="1201"/>
+            <w:tcW w:type="dxa" w:w="1242"/>
           </w:tcPr>
           <w:p>
             <w:r>
@@ -1855,7 +1474,7 @@
         </w:tc>
         <w:tc>
           <w:tcPr>
-            <w:tcW w:type="dxa" w:w="1201"/>
+            <w:tcW w:type="dxa" w:w="1242"/>
           </w:tcPr>
           <w:p>
             <w:r>
@@ -1868,7 +1487,7 @@
         </w:tc>
         <w:tc>
           <w:tcPr>
-            <w:tcW w:type="dxa" w:w="1201"/>
+            <w:tcW w:type="dxa" w:w="1242"/>
           </w:tcPr>
           <w:p>
             <w:r>
@@ -1883,7 +1502,7 @@
       <w:tr>
         <w:tc>
           <w:tcPr>
-            <w:tcW w:type="dxa" w:w="1201"/>
+            <w:tcW w:type="dxa" w:w="1242"/>
             <w:shd w:fill="F8F6F0"/>
           </w:tcPr>
           <w:p>
@@ -1897,7 +1516,7 @@
         </w:tc>
         <w:tc>
           <w:tcPr>
-            <w:tcW w:type="dxa" w:w="1201"/>
+            <w:tcW w:type="dxa" w:w="1242"/>
             <w:shd w:fill="F8F6F0"/>
           </w:tcPr>
           <w:p>
@@ -1911,7 +1530,7 @@
         </w:tc>
         <w:tc>
           <w:tcPr>
-            <w:tcW w:type="dxa" w:w="1201"/>
+            <w:tcW w:type="dxa" w:w="1242"/>
             <w:shd w:fill="F8F6F0"/>
           </w:tcPr>
           <w:p>
@@ -1925,7 +1544,7 @@
         </w:tc>
         <w:tc>
           <w:tcPr>
-            <w:tcW w:type="dxa" w:w="1201"/>
+            <w:tcW w:type="dxa" w:w="1242"/>
             <w:shd w:fill="F8F6F0"/>
           </w:tcPr>
           <w:p>
@@ -1939,7 +1558,7 @@
         </w:tc>
         <w:tc>
           <w:tcPr>
-            <w:tcW w:type="dxa" w:w="1201"/>
+            <w:tcW w:type="dxa" w:w="1242"/>
             <w:shd w:fill="F8F6F0"/>
           </w:tcPr>
           <w:p>
@@ -1953,7 +1572,7 @@
         </w:tc>
         <w:tc>
           <w:tcPr>
-            <w:tcW w:type="dxa" w:w="1201"/>
+            <w:tcW w:type="dxa" w:w="1242"/>
             <w:shd w:fill="F8F6F0"/>
           </w:tcPr>
           <w:p>
@@ -1967,7 +1586,7 @@
         </w:tc>
         <w:tc>
           <w:tcPr>
-            <w:tcW w:type="dxa" w:w="1201"/>
+            <w:tcW w:type="dxa" w:w="1242"/>
             <w:shd w:fill="F8F6F0"/>
           </w:tcPr>
           <w:p>
@@ -1981,7 +1600,7 @@
         </w:tc>
         <w:tc>
           <w:tcPr>
-            <w:tcW w:type="dxa" w:w="1201"/>
+            <w:tcW w:type="dxa" w:w="1242"/>
             <w:shd w:fill="F8F6F0"/>
           </w:tcPr>
           <w:p>
@@ -1997,7 +1616,7 @@
       <w:tr>
         <w:tc>
           <w:tcPr>
-            <w:tcW w:type="dxa" w:w="1201"/>
+            <w:tcW w:type="dxa" w:w="1242"/>
           </w:tcPr>
           <w:p>
             <w:r>
@@ -2010,7 +1629,7 @@
         </w:tc>
         <w:tc>
           <w:tcPr>
-            <w:tcW w:type="dxa" w:w="1201"/>
+            <w:tcW w:type="dxa" w:w="1242"/>
           </w:tcPr>
           <w:p>
             <w:r>
@@ -2023,7 +1642,7 @@
         </w:tc>
         <w:tc>
           <w:tcPr>
-            <w:tcW w:type="dxa" w:w="1201"/>
+            <w:tcW w:type="dxa" w:w="1242"/>
           </w:tcPr>
           <w:p>
             <w:r>
@@ -2036,7 +1655,7 @@
         </w:tc>
         <w:tc>
           <w:tcPr>
-            <w:tcW w:type="dxa" w:w="1201"/>
+            <w:tcW w:type="dxa" w:w="1242"/>
           </w:tcPr>
           <w:p>
             <w:r>
@@ -2049,7 +1668,7 @@
         </w:tc>
         <w:tc>
           <w:tcPr>
-            <w:tcW w:type="dxa" w:w="1201"/>
+            <w:tcW w:type="dxa" w:w="1242"/>
           </w:tcPr>
           <w:p>
             <w:r>
@@ -2062,7 +1681,7 @@
         </w:tc>
         <w:tc>
           <w:tcPr>
-            <w:tcW w:type="dxa" w:w="1201"/>
+            <w:tcW w:type="dxa" w:w="1242"/>
           </w:tcPr>
           <w:p>
             <w:r>
@@ -2075,7 +1694,7 @@
         </w:tc>
         <w:tc>
           <w:tcPr>
-            <w:tcW w:type="dxa" w:w="1201"/>
+            <w:tcW w:type="dxa" w:w="1242"/>
           </w:tcPr>
           <w:p>
             <w:r>
@@ -2088,7 +1707,7 @@
         </w:tc>
         <w:tc>
           <w:tcPr>
-            <w:tcW w:type="dxa" w:w="1201"/>
+            <w:tcW w:type="dxa" w:w="1242"/>
           </w:tcPr>
           <w:p>
             <w:r>
@@ -2103,7 +1722,7 @@
       <w:tr>
         <w:tc>
           <w:tcPr>
-            <w:tcW w:type="dxa" w:w="1201"/>
+            <w:tcW w:type="dxa" w:w="1242"/>
             <w:shd w:fill="F8F6F0"/>
           </w:tcPr>
           <w:p>
@@ -2117,7 +1736,7 @@
         </w:tc>
         <w:tc>
           <w:tcPr>
-            <w:tcW w:type="dxa" w:w="1201"/>
+            <w:tcW w:type="dxa" w:w="1242"/>
             <w:shd w:fill="F8F6F0"/>
           </w:tcPr>
           <w:p>
@@ -2131,7 +1750,7 @@
         </w:tc>
         <w:tc>
           <w:tcPr>
-            <w:tcW w:type="dxa" w:w="1201"/>
+            <w:tcW w:type="dxa" w:w="1242"/>
             <w:shd w:fill="F8F6F0"/>
           </w:tcPr>
           <w:p>
@@ -2145,7 +1764,7 @@
         </w:tc>
         <w:tc>
           <w:tcPr>
-            <w:tcW w:type="dxa" w:w="1201"/>
+            <w:tcW w:type="dxa" w:w="1242"/>
             <w:shd w:fill="F8F6F0"/>
           </w:tcPr>
           <w:p>
@@ -2159,7 +1778,7 @@
         </w:tc>
         <w:tc>
           <w:tcPr>
-            <w:tcW w:type="dxa" w:w="1201"/>
+            <w:tcW w:type="dxa" w:w="1242"/>
             <w:shd w:fill="F8F6F0"/>
           </w:tcPr>
           <w:p>
@@ -2173,7 +1792,7 @@
         </w:tc>
         <w:tc>
           <w:tcPr>
-            <w:tcW w:type="dxa" w:w="1201"/>
+            <w:tcW w:type="dxa" w:w="1242"/>
             <w:shd w:fill="F8F6F0"/>
           </w:tcPr>
           <w:p>
@@ -2187,7 +1806,7 @@
         </w:tc>
         <w:tc>
           <w:tcPr>
-            <w:tcW w:type="dxa" w:w="1201"/>
+            <w:tcW w:type="dxa" w:w="1242"/>
             <w:shd w:fill="F8F6F0"/>
           </w:tcPr>
           <w:p>
@@ -2201,7 +1820,7 @@
         </w:tc>
         <w:tc>
           <w:tcPr>
-            <w:tcW w:type="dxa" w:w="1201"/>
+            <w:tcW w:type="dxa" w:w="1242"/>
             <w:shd w:fill="F8F6F0"/>
           </w:tcPr>
           <w:p>
@@ -2217,7 +1836,7 @@
       <w:tr>
         <w:tc>
           <w:tcPr>
-            <w:tcW w:type="dxa" w:w="1201"/>
+            <w:tcW w:type="dxa" w:w="1242"/>
           </w:tcPr>
           <w:p>
             <w:r>
@@ -2230,7 +1849,7 @@
         </w:tc>
         <w:tc>
           <w:tcPr>
-            <w:tcW w:type="dxa" w:w="1201"/>
+            <w:tcW w:type="dxa" w:w="1242"/>
           </w:tcPr>
           <w:p>
             <w:r>
@@ -2243,7 +1862,7 @@
         </w:tc>
         <w:tc>
           <w:tcPr>
-            <w:tcW w:type="dxa" w:w="1201"/>
+            <w:tcW w:type="dxa" w:w="1242"/>
           </w:tcPr>
           <w:p>
             <w:r>
@@ -2256,7 +1875,7 @@
         </w:tc>
         <w:tc>
           <w:tcPr>
-            <w:tcW w:type="dxa" w:w="1201"/>
+            <w:tcW w:type="dxa" w:w="1242"/>
           </w:tcPr>
           <w:p>
             <w:r>
@@ -2269,7 +1888,7 @@
         </w:tc>
         <w:tc>
           <w:tcPr>
-            <w:tcW w:type="dxa" w:w="1201"/>
+            <w:tcW w:type="dxa" w:w="1242"/>
           </w:tcPr>
           <w:p>
             <w:r>
@@ -2282,7 +1901,7 @@
         </w:tc>
         <w:tc>
           <w:tcPr>
-            <w:tcW w:type="dxa" w:w="1201"/>
+            <w:tcW w:type="dxa" w:w="1242"/>
           </w:tcPr>
           <w:p>
             <w:r>
@@ -2295,7 +1914,7 @@
         </w:tc>
         <w:tc>
           <w:tcPr>
-            <w:tcW w:type="dxa" w:w="1201"/>
+            <w:tcW w:type="dxa" w:w="1242"/>
           </w:tcPr>
           <w:p>
             <w:r>
@@ -2308,7 +1927,7 @@
         </w:tc>
         <w:tc>
           <w:tcPr>
-            <w:tcW w:type="dxa" w:w="1201"/>
+            <w:tcW w:type="dxa" w:w="1242"/>
           </w:tcPr>
           <w:p>
             <w:r>
@@ -2323,7 +1942,7 @@
       <w:tr>
         <w:tc>
           <w:tcPr>
-            <w:tcW w:type="dxa" w:w="1201"/>
+            <w:tcW w:type="dxa" w:w="1242"/>
             <w:shd w:fill="F8F6F0"/>
           </w:tcPr>
           <w:p>
@@ -2337,7 +1956,7 @@
         </w:tc>
         <w:tc>
           <w:tcPr>
-            <w:tcW w:type="dxa" w:w="1201"/>
+            <w:tcW w:type="dxa" w:w="1242"/>
             <w:shd w:fill="F8F6F0"/>
           </w:tcPr>
           <w:p>
@@ -2351,7 +1970,7 @@
         </w:tc>
         <w:tc>
           <w:tcPr>
-            <w:tcW w:type="dxa" w:w="1201"/>
+            <w:tcW w:type="dxa" w:w="1242"/>
             <w:shd w:fill="F8F6F0"/>
           </w:tcPr>
           <w:p>
@@ -2365,7 +1984,7 @@
         </w:tc>
         <w:tc>
           <w:tcPr>
-            <w:tcW w:type="dxa" w:w="1201"/>
+            <w:tcW w:type="dxa" w:w="1242"/>
             <w:shd w:fill="F8F6F0"/>
           </w:tcPr>
           <w:p>
@@ -2379,7 +1998,7 @@
         </w:tc>
         <w:tc>
           <w:tcPr>
-            <w:tcW w:type="dxa" w:w="1201"/>
+            <w:tcW w:type="dxa" w:w="1242"/>
             <w:shd w:fill="F8F6F0"/>
           </w:tcPr>
           <w:p>
@@ -2393,7 +2012,7 @@
         </w:tc>
         <w:tc>
           <w:tcPr>
-            <w:tcW w:type="dxa" w:w="1201"/>
+            <w:tcW w:type="dxa" w:w="1242"/>
             <w:shd w:fill="F8F6F0"/>
           </w:tcPr>
           <w:p>
@@ -2407,7 +2026,7 @@
         </w:tc>
         <w:tc>
           <w:tcPr>
-            <w:tcW w:type="dxa" w:w="1201"/>
+            <w:tcW w:type="dxa" w:w="1242"/>
             <w:shd w:fill="F8F6F0"/>
           </w:tcPr>
           <w:p>
@@ -2421,7 +2040,7 @@
         </w:tc>
         <w:tc>
           <w:tcPr>
-            <w:tcW w:type="dxa" w:w="1201"/>
+            <w:tcW w:type="dxa" w:w="1242"/>
             <w:shd w:fill="F8F6F0"/>
           </w:tcPr>
           <w:p>
@@ -2437,7 +2056,7 @@
       <w:tr>
         <w:tc>
           <w:tcPr>
-            <w:tcW w:type="dxa" w:w="1201"/>
+            <w:tcW w:type="dxa" w:w="1242"/>
           </w:tcPr>
           <w:p>
             <w:r>
@@ -2450,7 +2069,7 @@
         </w:tc>
         <w:tc>
           <w:tcPr>
-            <w:tcW w:type="dxa" w:w="1201"/>
+            <w:tcW w:type="dxa" w:w="1242"/>
           </w:tcPr>
           <w:p>
             <w:r>
@@ -2463,7 +2082,7 @@
         </w:tc>
         <w:tc>
           <w:tcPr>
-            <w:tcW w:type="dxa" w:w="1201"/>
+            <w:tcW w:type="dxa" w:w="1242"/>
           </w:tcPr>
           <w:p>
             <w:r>
@@ -2476,7 +2095,7 @@
         </w:tc>
         <w:tc>
           <w:tcPr>
-            <w:tcW w:type="dxa" w:w="1201"/>
+            <w:tcW w:type="dxa" w:w="1242"/>
           </w:tcPr>
           <w:p>
             <w:r>
@@ -2489,7 +2108,7 @@
         </w:tc>
         <w:tc>
           <w:tcPr>
-            <w:tcW w:type="dxa" w:w="1201"/>
+            <w:tcW w:type="dxa" w:w="1242"/>
           </w:tcPr>
           <w:p>
             <w:r>
@@ -2502,7 +2121,7 @@
         </w:tc>
         <w:tc>
           <w:tcPr>
-            <w:tcW w:type="dxa" w:w="1201"/>
+            <w:tcW w:type="dxa" w:w="1242"/>
           </w:tcPr>
           <w:p>
             <w:r>
@@ -2515,7 +2134,7 @@
         </w:tc>
         <w:tc>
           <w:tcPr>
-            <w:tcW w:type="dxa" w:w="1201"/>
+            <w:tcW w:type="dxa" w:w="1242"/>
           </w:tcPr>
           <w:p>
             <w:r>
@@ -2528,7 +2147,7 @@
         </w:tc>
         <w:tc>
           <w:tcPr>
-            <w:tcW w:type="dxa" w:w="1201"/>
+            <w:tcW w:type="dxa" w:w="1242"/>
           </w:tcPr>
           <w:p>
             <w:r>
@@ -2543,7 +2162,7 @@
       <w:tr>
         <w:tc>
           <w:tcPr>
-            <w:tcW w:type="dxa" w:w="1201"/>
+            <w:tcW w:type="dxa" w:w="1242"/>
             <w:shd w:fill="F8F6F0"/>
           </w:tcPr>
           <w:p>
@@ -2557,7 +2176,7 @@
         </w:tc>
         <w:tc>
           <w:tcPr>
-            <w:tcW w:type="dxa" w:w="1201"/>
+            <w:tcW w:type="dxa" w:w="1242"/>
             <w:shd w:fill="F8F6F0"/>
           </w:tcPr>
           <w:p>
@@ -2571,7 +2190,7 @@
         </w:tc>
         <w:tc>
           <w:tcPr>
-            <w:tcW w:type="dxa" w:w="1201"/>
+            <w:tcW w:type="dxa" w:w="1242"/>
             <w:shd w:fill="F8F6F0"/>
           </w:tcPr>
           <w:p>
@@ -2585,7 +2204,7 @@
         </w:tc>
         <w:tc>
           <w:tcPr>
-            <w:tcW w:type="dxa" w:w="1201"/>
+            <w:tcW w:type="dxa" w:w="1242"/>
             <w:shd w:fill="F8F6F0"/>
           </w:tcPr>
           <w:p>
@@ -2599,7 +2218,7 @@
         </w:tc>
         <w:tc>
           <w:tcPr>
-            <w:tcW w:type="dxa" w:w="1201"/>
+            <w:tcW w:type="dxa" w:w="1242"/>
             <w:shd w:fill="F8F6F0"/>
           </w:tcPr>
           <w:p>
@@ -2613,7 +2232,7 @@
         </w:tc>
         <w:tc>
           <w:tcPr>
-            <w:tcW w:type="dxa" w:w="1201"/>
+            <w:tcW w:type="dxa" w:w="1242"/>
             <w:shd w:fill="F8F6F0"/>
           </w:tcPr>
           <w:p>
@@ -2627,7 +2246,7 @@
         </w:tc>
         <w:tc>
           <w:tcPr>
-            <w:tcW w:type="dxa" w:w="1201"/>
+            <w:tcW w:type="dxa" w:w="1242"/>
             <w:shd w:fill="F8F6F0"/>
           </w:tcPr>
           <w:p>
@@ -2641,7 +2260,7 @@
         </w:tc>
         <w:tc>
           <w:tcPr>
-            <w:tcW w:type="dxa" w:w="1201"/>
+            <w:tcW w:type="dxa" w:w="1242"/>
             <w:shd w:fill="F8F6F0"/>
           </w:tcPr>
           <w:p>
@@ -2662,7 +2281,7 @@
     </w:p>
     <w:p>
       <w:pPr>
-        <w:pStyle w:val="Heading1"/>
+        <w:spacing w:before="280" w:after="120"/>
         <w:jc w:val="right"/>
       </w:pPr>
       <w:r>
@@ -2670,142 +2289,14 @@
           <w:rFonts w:ascii="Arial" w:hAnsi="Arial"/>
           <w:b/>
           <w:color w:val="6B1D3A"/>
-          <w:sz w:val="32"/>
+          <w:sz w:val="34"/>
         </w:rPr>
-        <w:t>تحليل الفجوات الاستراتيجية والتوصيات التصحيحية (H2 2026)</w:t>
+        <w:t>رابعاً: الموارد البشرية والوظائف الشاغرة (ص ٣٠-٣١)</w:t>
       </w:r>
     </w:p>
     <w:p>
       <w:pPr>
-        <w:spacing w:after="100" w:line="288" w:lineRule="auto"/>
-        <w:jc w:val="right"/>
-      </w:pPr>
-      <w:r>
-        <w:rPr>
-          <w:rFonts w:ascii="Arial" w:hAnsi="Arial"/>
-          <w:b/>
-          <w:i w:val="0"/>
-          <w:color w:val="6B1D3A"/>
-          <w:sz w:val="23"/>
-        </w:rPr>
-        <w:t>• الفجوة الأولى: انحسار نطاق المستفيدين:</w:t>
-      </w:r>
-    </w:p>
-    <w:p>
-      <w:pPr>
-        <w:spacing w:after="100" w:line="288" w:lineRule="auto"/>
-        <w:jc w:val="right"/>
-      </w:pPr>
-      <w:r>
-        <w:rPr>
-          <w:rFonts w:ascii="Arial" w:hAnsi="Arial"/>
-          <w:b w:val="0"/>
-          <w:i w:val="0"/>
-          <w:color w:val="2D2D2D"/>
-          <w:sz w:val="21"/>
-        </w:rPr>
-        <w:t>خدمة ٧ مرضى فقط من أصل ٣٦,٦٠٦ مستهدفين نتيجة حصر الصرف في الجراحات المعقدة وإيقاف العيادات الوقائية والاستشارات.</w:t>
-      </w:r>
-    </w:p>
-    <w:p>
-      <w:pPr>
-        <w:spacing w:after="100" w:line="288" w:lineRule="auto"/>
-        <w:jc w:val="right"/>
-      </w:pPr>
-      <w:r>
-        <w:rPr>
-          <w:rFonts w:ascii="Arial" w:hAnsi="Arial"/>
-          <w:b/>
-          <w:i w:val="0"/>
-          <w:color w:val="6B1D3A"/>
-          <w:sz w:val="23"/>
-        </w:rPr>
-        <w:t>• الفجوة الثانية: تشدد لائحة المساعدات العلاجية:</w:t>
-      </w:r>
-    </w:p>
-    <w:p>
-      <w:pPr>
-        <w:spacing w:after="100" w:line="288" w:lineRule="auto"/>
-        <w:jc w:val="right"/>
-      </w:pPr>
-      <w:r>
-        <w:rPr>
-          <w:rFonts w:ascii="Arial" w:hAnsi="Arial"/>
-          <w:b w:val="0"/>
-          <w:i w:val="0"/>
-          <w:color w:val="2D2D2D"/>
-          <w:sz w:val="21"/>
-        </w:rPr>
-        <w:t>رفض ٦٦.٧٪ من الحالات المتقدمة (١٤ حالة) لانتهاء الإقامة أو نقص التقارير مما عطل صرف موازنة العلاج.</w:t>
-      </w:r>
-    </w:p>
-    <w:p>
-      <w:pPr>
-        <w:spacing w:after="100" w:line="288" w:lineRule="auto"/>
-        <w:jc w:val="right"/>
-      </w:pPr>
-      <w:r>
-        <w:rPr>
-          <w:rFonts w:ascii="Arial" w:hAnsi="Arial"/>
-          <w:b/>
-          <w:i w:val="0"/>
-          <w:color w:val="6B1D3A"/>
-          <w:sz w:val="23"/>
-        </w:rPr>
-        <w:t>• الفجوة الثالثة: تركز الإيرادات وضعف المنح:</w:t>
-      </w:r>
-    </w:p>
-    <w:p>
-      <w:pPr>
-        <w:spacing w:after="100" w:line="288" w:lineRule="auto"/>
-        <w:jc w:val="right"/>
-      </w:pPr>
-      <w:r>
-        <w:rPr>
-          <w:rFonts w:ascii="Arial" w:hAnsi="Arial"/>
-          <w:b w:val="0"/>
-          <w:i w:val="0"/>
-          <w:color w:val="2D2D2D"/>
-          <w:sz w:val="21"/>
-        </w:rPr>
-        <w:t>اعتماد الجمعية بنسبة ٤٣٪ على تبرع فردي واحد (٢٥٠ ألف ريال) وتدني نسبة نجاح طلبات المنح إلى ٧.٤٪.</w:t>
-      </w:r>
-    </w:p>
-    <w:p>
-      <w:pPr>
-        <w:spacing w:after="100" w:line="288" w:lineRule="auto"/>
-        <w:jc w:val="right"/>
-      </w:pPr>
-      <w:r>
-        <w:rPr>
-          <w:rFonts w:ascii="Arial" w:hAnsi="Arial"/>
-          <w:b/>
-          <w:i w:val="0"/>
-          <w:color w:val="6B1D3A"/>
-          <w:sz w:val="23"/>
-        </w:rPr>
-        <w:t>• الفجوة الرابعة: تراجع النشاط التطوعي:</w:t>
-      </w:r>
-    </w:p>
-    <w:p>
-      <w:pPr>
-        <w:spacing w:after="100" w:line="288" w:lineRule="auto"/>
-        <w:jc w:val="right"/>
-      </w:pPr>
-      <w:r>
-        <w:rPr>
-          <w:rFonts w:ascii="Arial" w:hAnsi="Arial"/>
-          <w:b w:val="0"/>
-          <w:i w:val="0"/>
-          <w:color w:val="2D2D2D"/>
-          <w:sz w:val="21"/>
-        </w:rPr>
-        <w:t>تنفيذ ٤ فرص تطوعية فقط دون توثيق للساعات مقابل مستهدف ٣,٠٠٠ ساعة بقيمة ٢٠٢.٥ ألف ريال.</w:t>
-      </w:r>
-    </w:p>
-    <w:p>
-      <w:pPr>
-        <w:pStyle w:val="Heading2"/>
+        <w:spacing w:after="120"/>
         <w:jc w:val="right"/>
       </w:pPr>
       <w:r>
@@ -2813,141 +2304,927 @@
           <w:rFonts w:ascii="Arial" w:hAnsi="Arial"/>
           <w:b/>
           <w:color w:val="6B1D3A"/>
-          <w:sz w:val="26"/>
+          <w:sz w:val="22"/>
         </w:rPr>
-        <w:t>خارطة طريق التوصيات للنصف الثاني ٢٠٢٦م</w:t>
+        <w:t>• الكادر الوظيفي الحالي (٣ موظفين رسميين + محاسب متعاون بنسبة توطين ١٠٠٪):</w:t>
       </w:r>
     </w:p>
     <w:p>
       <w:pPr>
-        <w:spacing w:after="100" w:line="288" w:lineRule="auto"/>
+        <w:spacing w:after="120"/>
+        <w:jc w:val="right"/>
+      </w:pPr>
+      <w:r>
+        <w:rPr>
+          <w:rFonts w:ascii="Arial" w:hAnsi="Arial"/>
+          <w:b w:val="0"/>
+          <w:color w:val="2D2D2D"/>
+          <w:sz w:val="21"/>
+        </w:rPr>
+        <w:t xml:space="preserve">  ١. أ. بيان سعد المحمدي - المدير التنفيذي (موظف رسمي).</w:t>
+        <w:br/>
+        <w:t xml:space="preserve">  ٢. أ. غدير أحمد الحربي - المسؤول المالي والمشرفة على البرامج والمشاريع (موظفة رسمية).</w:t>
+        <w:br/>
+        <w:t xml:space="preserve">  ٣. أ. طراد محمد سمان - سكرتير تنفيذي (موظف رسمي).</w:t>
+        <w:br/>
+        <w:t xml:space="preserve">  ٤. أ. محمد الحسن بشير - محاسب قانوني متعاون.</w:t>
+      </w:r>
+    </w:p>
+    <w:p>
+      <w:pPr>
+        <w:spacing w:after="120"/>
         <w:jc w:val="right"/>
       </w:pPr>
       <w:r>
         <w:rPr>
           <w:rFonts w:ascii="Arial" w:hAnsi="Arial"/>
           <w:b/>
-          <w:i w:val="0"/>
           <w:color w:val="6B1D3A"/>
-          <w:sz w:val="23"/>
+          <w:sz w:val="22"/>
         </w:rPr>
-        <w:t>• ١. تعديل عاجل للائحة المساعدات:</w:t>
+        <w:t>• خطة الشواغر والاحتياج الوظيفي (٣ وظائف أساسية):</w:t>
+      </w:r>
+    </w:p>
+    <w:tbl>
+      <w:tblPr>
+        <w:tblW w:type="auto" w:w="0"/>
+        <w:jc w:val="center"/>
+        <w:tblLook w:firstColumn="1" w:firstRow="1" w:lastColumn="0" w:lastRow="0" w:noHBand="0" w:noVBand="1" w:val="04A0"/>
+      </w:tblPr>
+      <w:tblGrid>
+        <w:gridCol w:w="3312"/>
+        <w:gridCol w:w="3312"/>
+        <w:gridCol w:w="3312"/>
+      </w:tblGrid>
+      <w:tr>
+        <w:tc>
+          <w:tcPr>
+            <w:tcW w:type="dxa" w:w="3312"/>
+            <w:shd w:fill="6B1D3A"/>
+          </w:tcPr>
+          <w:p>
+            <w:r>
+              <w:rPr>
+                <w:b/>
+                <w:color w:val="FFFFFF"/>
+                <w:sz w:val="19"/>
+              </w:rPr>
+              <w:t>المسمى الوظيفي</w:t>
+            </w:r>
+          </w:p>
+        </w:tc>
+        <w:tc>
+          <w:tcPr>
+            <w:tcW w:type="dxa" w:w="3312"/>
+            <w:shd w:fill="6B1D3A"/>
+          </w:tcPr>
+          <w:p>
+            <w:r>
+              <w:rPr>
+                <w:b/>
+                <w:color w:val="FFFFFF"/>
+                <w:sz w:val="19"/>
+              </w:rPr>
+              <w:t>الحالة الراهنة</w:t>
+            </w:r>
+          </w:p>
+        </w:tc>
+        <w:tc>
+          <w:tcPr>
+            <w:tcW w:type="dxa" w:w="3312"/>
+            <w:shd w:fill="6B1D3A"/>
+          </w:tcPr>
+          <w:p>
+            <w:r>
+              <w:rPr>
+                <w:b/>
+                <w:color w:val="FFFFFF"/>
+                <w:sz w:val="19"/>
+              </w:rPr>
+              <w:t>الإجراء والترشيح</w:t>
+            </w:r>
+          </w:p>
+        </w:tc>
+      </w:tr>
+      <w:tr>
+        <w:tc>
+          <w:tcPr>
+            <w:tcW w:type="dxa" w:w="3312"/>
+          </w:tcPr>
+          <w:p>
+            <w:r>
+              <w:rPr>
+                <w:sz w:val="18"/>
+              </w:rPr>
+              <w:t>موظف/ـة علاقات عامة وإعلام</w:t>
+            </w:r>
+          </w:p>
+        </w:tc>
+        <w:tc>
+          <w:tcPr>
+            <w:tcW w:type="dxa" w:w="3312"/>
+          </w:tcPr>
+          <w:p>
+            <w:r>
+              <w:rPr>
+                <w:sz w:val="18"/>
+              </w:rPr>
+              <w:t>قيد الترسيم</w:t>
+            </w:r>
+          </w:p>
+        </w:tc>
+        <w:tc>
+          <w:tcPr>
+            <w:tcW w:type="dxa" w:w="3312"/>
+          </w:tcPr>
+          <w:p>
+            <w:r>
+              <w:rPr>
+                <w:sz w:val="18"/>
+              </w:rPr>
+              <w:t>تم ترشيح أ. فيصل الجهني (يعمل كمتعاون بدون أجر منذ ٣ أشهر لحين الترسيم).</w:t>
+            </w:r>
+          </w:p>
+        </w:tc>
+      </w:tr>
+      <w:tr>
+        <w:tc>
+          <w:tcPr>
+            <w:tcW w:type="dxa" w:w="3312"/>
+            <w:shd w:fill="F8F6F0"/>
+          </w:tcPr>
+          <w:p>
+            <w:r>
+              <w:rPr>
+                <w:sz w:val="18"/>
+              </w:rPr>
+              <w:t>موظف/ـة تنمية موارد مالية</w:t>
+            </w:r>
+          </w:p>
+        </w:tc>
+        <w:tc>
+          <w:tcPr>
+            <w:tcW w:type="dxa" w:w="3312"/>
+            <w:shd w:fill="F8F6F0"/>
+          </w:tcPr>
+          <w:p>
+            <w:r>
+              <w:rPr>
+                <w:sz w:val="18"/>
+              </w:rPr>
+              <w:t>شاغرة (تحتاج استقطاب)</w:t>
+            </w:r>
+          </w:p>
+        </w:tc>
+        <w:tc>
+          <w:tcPr>
+            <w:tcW w:type="dxa" w:w="3312"/>
+            <w:shd w:fill="F8F6F0"/>
+          </w:tcPr>
+          <w:p>
+            <w:r>
+              <w:rPr>
+                <w:sz w:val="18"/>
+              </w:rPr>
+              <w:t>استقطاب كفاءة متخصصة لرفع قدرات كتابة المشاريع والمنح وجلب التمويل.</w:t>
+            </w:r>
+          </w:p>
+        </w:tc>
+      </w:tr>
+      <w:tr>
+        <w:tc>
+          <w:tcPr>
+            <w:tcW w:type="dxa" w:w="3312"/>
+          </w:tcPr>
+          <w:p>
+            <w:r>
+              <w:rPr>
+                <w:sz w:val="18"/>
+              </w:rPr>
+              <w:t>موظف/ـة موارد بشرية</w:t>
+            </w:r>
+          </w:p>
+        </w:tc>
+        <w:tc>
+          <w:tcPr>
+            <w:tcW w:type="dxa" w:w="3312"/>
+          </w:tcPr>
+          <w:p>
+            <w:r>
+              <w:rPr>
+                <w:sz w:val="18"/>
+              </w:rPr>
+              <w:t>شاغرة (تحتاج استقطاب)</w:t>
+            </w:r>
+          </w:p>
+        </w:tc>
+        <w:tc>
+          <w:tcPr>
+            <w:tcW w:type="dxa" w:w="3312"/>
+          </w:tcPr>
+          <w:p>
+            <w:r>
+              <w:rPr>
+                <w:sz w:val="18"/>
+              </w:rPr>
+              <w:t>وظيفة أساسية لتنظيم شؤون الموظفين، التدريب، ولوائح العمل والتطوع.</w:t>
+            </w:r>
+          </w:p>
+        </w:tc>
+      </w:tr>
+    </w:tbl>
+    <w:p>
+      <w:pPr>
+        <w:spacing w:before="280" w:after="120"/>
+        <w:jc w:val="right"/>
+      </w:pPr>
+      <w:r>
+        <w:rPr>
+          <w:rFonts w:ascii="Arial" w:hAnsi="Arial"/>
+          <w:b/>
+          <w:color w:val="6B1D3A"/>
+          <w:sz w:val="34"/>
+        </w:rPr>
+        <w:t>خامساً: الإنجازات الإدارية والمالية والانتقال للمقر الجديد (ص ٣٢-٣٣)</w:t>
       </w:r>
     </w:p>
     <w:p>
       <w:pPr>
-        <w:spacing w:after="100" w:line="288" w:lineRule="auto"/>
+        <w:spacing w:after="120"/>
+        <w:jc w:val="right"/>
+      </w:pPr>
+      <w:r>
+        <w:rPr>
+          <w:rFonts w:ascii="Arial" w:hAnsi="Arial"/>
+          <w:b/>
+          <w:color w:val="6B1D3A"/>
+          <w:sz w:val="21"/>
+        </w:rPr>
+        <w:t>• الانتقال للمقر الجديد والوفر المالي: تم الانتقال إلى المقر الحالي بإيجار سنوي ٤٥,٠٠٠ ريال (بدعم نائب رئيس المجلس) مقارنة بـ ٧٠,٠٠٠ ريال سابقاً، محققاً وفراً سنوياً قدره ٢٥,٠٠٠ ريال.</w:t>
+      </w:r>
+    </w:p>
+    <w:p>
+      <w:pPr>
+        <w:spacing w:after="120"/>
+        <w:jc w:val="right"/>
+      </w:pPr>
+      <w:r>
+        <w:rPr>
+          <w:rFonts w:ascii="Arial" w:hAnsi="Arial"/>
+          <w:b/>
+          <w:color w:val="6B1D3A"/>
+          <w:sz w:val="21"/>
+        </w:rPr>
+        <w:t>• قائمة الإنجازات الإدارية والمالية الـ (١٢) المنجزة:</w:t>
+      </w:r>
+    </w:p>
+    <w:p>
+      <w:pPr>
+        <w:spacing w:after="120"/>
         <w:jc w:val="right"/>
       </w:pPr>
       <w:r>
         <w:rPr>
           <w:rFonts w:ascii="Arial" w:hAnsi="Arial"/>
           <w:b w:val="0"/>
-          <w:i w:val="0"/>
           <w:color w:val="2D2D2D"/>
-          <w:sz w:val="21"/>
+          <w:sz w:val="20"/>
         </w:rPr>
-        <w:t>وضع استثناءات إنسانية لرفع نسبة القبول وصرف المتبقي من الموازنة (٥٤١ ألف ريال).</w:t>
+        <w:t>١. أتمتة العمل المحاسبي وإدخال برنامج «قيود» المجاز من المركز الوطني.</w:t>
       </w:r>
     </w:p>
     <w:p>
       <w:pPr>
-        <w:spacing w:after="100" w:line="288" w:lineRule="auto"/>
+        <w:spacing w:after="120"/>
+        <w:jc w:val="right"/>
+      </w:pPr>
+      <w:r>
+        <w:rPr>
+          <w:rFonts w:ascii="Arial" w:hAnsi="Arial"/>
+          <w:b w:val="0"/>
+          <w:color w:val="2D2D2D"/>
+          <w:sz w:val="20"/>
+        </w:rPr>
+        <w:t>٢. بناء وتأسيس الشجرة المحاسبية وفق الدليل المعتمد للجمعيات الخيرية.</w:t>
+      </w:r>
+    </w:p>
+    <w:p>
+      <w:pPr>
+        <w:spacing w:after="120"/>
+        <w:jc w:val="right"/>
+      </w:pPr>
+      <w:r>
+        <w:rPr>
+          <w:rFonts w:ascii="Arial" w:hAnsi="Arial"/>
+          <w:b w:val="0"/>
+          <w:color w:val="2D2D2D"/>
+          <w:sz w:val="20"/>
+        </w:rPr>
+        <w:t>٣. إقفال الأرباع السنوية لعام ٢٠٢٥م وتدقيقها محاسبياً بكفاءة عالية.</w:t>
+      </w:r>
+    </w:p>
+    <w:p>
+      <w:pPr>
+        <w:spacing w:after="120"/>
+        <w:jc w:val="right"/>
+      </w:pPr>
+      <w:r>
+        <w:rPr>
+          <w:rFonts w:ascii="Arial" w:hAnsi="Arial"/>
+          <w:b w:val="0"/>
+          <w:color w:val="2D2D2D"/>
+          <w:sz w:val="20"/>
+        </w:rPr>
+        <w:t>٤. إعداد الموازنة التقديرية لعام ٢٠٢٦م واعتمادها من المجلس والعمومية.</w:t>
+      </w:r>
+    </w:p>
+    <w:p>
+      <w:pPr>
+        <w:spacing w:after="120"/>
+        <w:jc w:val="right"/>
+      </w:pPr>
+      <w:r>
+        <w:rPr>
+          <w:rFonts w:ascii="Arial" w:hAnsi="Arial"/>
+          <w:b w:val="0"/>
+          <w:color w:val="2D2D2D"/>
+          <w:sz w:val="20"/>
+        </w:rPr>
+        <w:t>٥. تنفيذ جرد مالي وحصري شامل لكافة أصول الجمعية وتوثيقها رسمياً.</w:t>
+      </w:r>
+    </w:p>
+    <w:p>
+      <w:pPr>
+        <w:spacing w:after="120"/>
+        <w:jc w:val="right"/>
+      </w:pPr>
+      <w:r>
+        <w:rPr>
+          <w:rFonts w:ascii="Arial" w:hAnsi="Arial"/>
+          <w:b w:val="0"/>
+          <w:color w:val="2D2D2D"/>
+          <w:sz w:val="20"/>
+        </w:rPr>
+        <w:t>٦. إعداد القوائم المالية واعتمادها من المركز الوطني للقطاع غير الربحي.</w:t>
+      </w:r>
+    </w:p>
+    <w:p>
+      <w:pPr>
+        <w:spacing w:after="120"/>
+        <w:jc w:val="right"/>
+      </w:pPr>
+      <w:r>
+        <w:rPr>
+          <w:rFonts w:ascii="Arial" w:hAnsi="Arial"/>
+          <w:b w:val="0"/>
+          <w:color w:val="2D2D2D"/>
+          <w:sz w:val="20"/>
+        </w:rPr>
+        <w:t>٧. أرشفة جميع مستندات وملفات الجمعية ورقياً وإلكترونياً.</w:t>
+      </w:r>
+    </w:p>
+    <w:p>
+      <w:pPr>
+        <w:spacing w:after="120"/>
+        <w:jc w:val="right"/>
+      </w:pPr>
+      <w:r>
+        <w:rPr>
+          <w:rFonts w:ascii="Arial" w:hAnsi="Arial"/>
+          <w:b w:val="0"/>
+          <w:color w:val="2D2D2D"/>
+          <w:sz w:val="20"/>
+        </w:rPr>
+        <w:t>٨. إنشاء وتفعيل نظام الاتصالات الإدارية الصادر والوارد لكافة المعاملات.</w:t>
+      </w:r>
+    </w:p>
+    <w:p>
+      <w:pPr>
+        <w:spacing w:after="120"/>
+        <w:jc w:val="right"/>
+      </w:pPr>
+      <w:r>
+        <w:rPr>
+          <w:rFonts w:ascii="Arial" w:hAnsi="Arial"/>
+          <w:b w:val="0"/>
+          <w:color w:val="2D2D2D"/>
+          <w:sz w:val="20"/>
+        </w:rPr>
+        <w:t>٩. تطوير الموقع الإلكتروني بما يتوافق مع متطلبات الحوكمة والخصوصية.</w:t>
+      </w:r>
+    </w:p>
+    <w:p>
+      <w:pPr>
+        <w:spacing w:after="120"/>
+        <w:jc w:val="right"/>
+      </w:pPr>
+      <w:r>
+        <w:rPr>
+          <w:rFonts w:ascii="Arial" w:hAnsi="Arial"/>
+          <w:b w:val="0"/>
+          <w:color w:val="2D2D2D"/>
+          <w:sz w:val="20"/>
+        </w:rPr>
+        <w:t>١٠. تطوير السياسات واللوائح الداخلية ونشرها بالبوابة الرسمية.</w:t>
+      </w:r>
+    </w:p>
+    <w:p>
+      <w:pPr>
+        <w:spacing w:after="120"/>
+        <w:jc w:val="right"/>
+      </w:pPr>
+      <w:r>
+        <w:rPr>
+          <w:rFonts w:ascii="Arial" w:hAnsi="Arial"/>
+          <w:b w:val="0"/>
+          <w:color w:val="2D2D2D"/>
+          <w:sz w:val="20"/>
+        </w:rPr>
+        <w:t>١١. متابعة الالتزام والحوكمة (جاري العمل عليها لرفع التصنيف).</w:t>
+      </w:r>
+    </w:p>
+    <w:p>
+      <w:pPr>
+        <w:spacing w:after="120"/>
+        <w:jc w:val="right"/>
+      </w:pPr>
+      <w:r>
+        <w:rPr>
+          <w:rFonts w:ascii="Arial" w:hAnsi="Arial"/>
+          <w:b w:val="0"/>
+          <w:color w:val="2D2D2D"/>
+          <w:sz w:val="20"/>
+        </w:rPr>
+        <w:t>١٢. إعادة هيكلة اللجان والاكتفاء بلجنتين: (التنفيذية، ولجنة المساعدات الطبية).</w:t>
+      </w:r>
+    </w:p>
+    <w:p>
+      <w:r>
+        <w:br w:type="page"/>
+      </w:r>
+    </w:p>
+    <w:p>
+      <w:pPr>
+        <w:spacing w:before="280" w:after="120"/>
         <w:jc w:val="right"/>
       </w:pPr>
       <w:r>
         <w:rPr>
           <w:rFonts w:ascii="Arial" w:hAnsi="Arial"/>
           <w:b/>
-          <w:i w:val="0"/>
           <w:color w:val="6B1D3A"/>
-          <w:sz w:val="23"/>
+          <w:sz w:val="34"/>
         </w:rPr>
-        <w:t>• ٢. تشغيل برامج الاستشارات والفحوصات:</w:t>
+        <w:t>سادساً: تنمية الموارد والمنح وفرص منصة إحسان (ص ٣٤-٣٥)</w:t>
       </w:r>
     </w:p>
     <w:p>
       <w:pPr>
-        <w:spacing w:after="100" w:line="288" w:lineRule="auto"/>
+        <w:spacing w:after="120"/>
+        <w:jc w:val="right"/>
+      </w:pPr>
+      <w:r>
+        <w:rPr>
+          <w:rFonts w:ascii="Arial" w:hAnsi="Arial"/>
+          <w:b/>
+          <w:color w:val="6B1D3A"/>
+          <w:sz w:val="21"/>
+        </w:rPr>
+        <w:t>• إجمالي المنح المرفوعة: ٢٧ منحة | المنح المقبولة والمحققة: منحتان بقيمة ٤٠,٠٠٠ ريال (العنقري ٢٠ ألف + أبو زيد ٢٠ ألف) بنسبة تكلفة جمع تبرعات ٠.٠٪.</w:t>
+      </w:r>
+    </w:p>
+    <w:p>
+      <w:pPr>
+        <w:spacing w:after="120"/>
+        <w:jc w:val="right"/>
+      </w:pPr>
+      <w:r>
+        <w:rPr>
+          <w:rFonts w:ascii="Arial" w:hAnsi="Arial"/>
+          <w:b/>
+          <w:color w:val="6B1D3A"/>
+          <w:sz w:val="21"/>
+        </w:rPr>
+        <w:t>• الطلبات قيد الدراسة والمتابعة النشطة (١١ جهة):</w:t>
+      </w:r>
+    </w:p>
+    <w:p>
+      <w:pPr>
+        <w:spacing w:after="120"/>
         <w:jc w:val="right"/>
       </w:pPr>
       <w:r>
         <w:rPr>
           <w:rFonts w:ascii="Arial" w:hAnsi="Arial"/>
           <w:b w:val="0"/>
-          <w:i w:val="0"/>
           <w:color w:val="2D2D2D"/>
-          <w:sz w:val="21"/>
+          <w:sz w:val="20"/>
         </w:rPr>
-        <w:t>إطلاق الاستشارات الهاتفية والقوافل الميدانية لخدمة آلاف المستفيدين بتكلفة منخفضة.</w:t>
+        <w:t xml:space="preserve">  - صندوق دعم الجمعيات (مشروع جودة حياة - ٠١/٠٨/٢٠٢٦)</w:t>
+        <w:br/>
+        <w:t xml:space="preserve">  - مؤسسة محمد الشاوي (مبادرة عون للأمراض المزمنة - ٠٦/٠٨/٢٠٢٦)</w:t>
+        <w:br/>
+        <w:t xml:space="preserve">  - أوقاف الشيخ صالح الراجحي (دفء وغذاء ٢٠٢٧م - ١٢/٠٨/٢٠٢٦)</w:t>
+        <w:br/>
+        <w:t xml:space="preserve">  - مجلس الأوقاف الرائدة (تمت الموافقة على جودة الحياة)</w:t>
+        <w:br/>
+        <w:t xml:space="preserve">  - القطاع المصرفي: بنك الرياض وبنك البلاد (يوليو ٢٠٢٦)</w:t>
+        <w:br/>
+        <w:t xml:space="preserve">  - قطاع الشركات وخدمات الحجاج: ٦ شركات (الراجحي، ضيوف البيت، هوليدي إن، أبراج مكة، مشارق الماسية، الرفادة - ٠٧/٠٥/٢٠٢٦).</w:t>
       </w:r>
     </w:p>
     <w:p>
       <w:pPr>
-        <w:spacing w:after="100" w:line="288" w:lineRule="auto"/>
+        <w:spacing w:after="120"/>
         <w:jc w:val="right"/>
       </w:pPr>
       <w:r>
         <w:rPr>
           <w:rFonts w:ascii="Arial" w:hAnsi="Arial"/>
           <w:b/>
-          <w:i w:val="0"/>
           <w:color w:val="6B1D3A"/>
-          <w:sz w:val="23"/>
+          <w:sz w:val="21"/>
         </w:rPr>
-        <w:t>• ٣. اعتماد موازنة الحوكمة ونوى:</w:t>
+        <w:t>• فرص منصة إحسان واعتذارات المانحين والتوصيات:</w:t>
       </w:r>
     </w:p>
     <w:p>
       <w:pPr>
-        <w:spacing w:after="100" w:line="288" w:lineRule="auto"/>
+        <w:spacing w:after="120"/>
         <w:jc w:val="right"/>
       </w:pPr>
       <w:r>
         <w:rPr>
           <w:rFonts w:ascii="Arial" w:hAnsi="Arial"/>
           <w:b w:val="0"/>
-          <w:i w:val="0"/>
           <w:color w:val="2D2D2D"/>
-          <w:sz w:val="21"/>
+          <w:sz w:val="20"/>
         </w:rPr>
-        <w:t>التعاقد مع الفريق الاستشاري (١٥-٢١ ألف ريال) لإنهاء متطلبات الامتثال وفتح المنح الكبرى.</w:t>
+        <w:t xml:space="preserve">  - فرص إحسان تحت المعالجة: دعم المصاريف التشغيلية (تعديل التصنيف)، وجلسات غسيل الكلى (تحديث التقارير).</w:t>
+        <w:br/>
+        <w:t xml:space="preserve">  - اعتذارات لانتهاء الموازنات (٤ جهات): الماجد، الشاوي، طيبة، ومجموعة فنادق.</w:t>
+        <w:br/>
+        <w:t xml:space="preserve">  - اعتذارات لاشتراط الحوكمة والتخصص (٤ جهات): الضحيان، طلال (اشتراط الحوكمة)، الحمدان، والمهيدب (طفولة مبكرة).</w:t>
+        <w:br/>
+        <w:t xml:space="preserve">  - توصيات قسم البرامج: إعادة التقديم المبكر في Q1 2027، استكمال الحوكمة، ومتابعة فرص منصة إحسان (جود إحسان).</w:t>
       </w:r>
     </w:p>
     <w:p>
       <w:pPr>
-        <w:spacing w:after="100" w:line="288" w:lineRule="auto"/>
+        <w:spacing w:before="280" w:after="120"/>
         <w:jc w:val="right"/>
       </w:pPr>
       <w:r>
         <w:rPr>
           <w:rFonts w:ascii="Arial" w:hAnsi="Arial"/>
           <w:b/>
-          <w:i w:val="0"/>
           <w:color w:val="6B1D3A"/>
-          <w:sz w:val="23"/>
+          <w:sz w:val="34"/>
         </w:rPr>
-        <w:t>• ٤. إطلاق «بطاقة طبيبي» وتوحيد الخطة:</w:t>
+        <w:t>سابعاً: تجارب المستفيدين ورسائل الشكر والامتنان (ص ٤٠-٤٢)</w:t>
       </w:r>
     </w:p>
     <w:p>
       <w:pPr>
-        <w:spacing w:after="100" w:line="288" w:lineRule="auto"/>
+        <w:spacing w:after="120"/>
+        <w:jc w:val="right"/>
+      </w:pPr>
+      <w:r>
+        <w:rPr>
+          <w:rFonts w:ascii="Arial" w:hAnsi="Arial"/>
+          <w:b/>
+          <w:color w:val="6B1D3A"/>
+          <w:sz w:val="21"/>
+        </w:rPr>
+        <w:t>١. تجربة المستفيدة سامية سليمان محمد (عملية استئصال كتلة بالصدر - ٦,٣٥٠ ريال بمستشفى المواساة):</w:t>
+      </w:r>
+    </w:p>
+    <w:p>
+      <w:pPr>
+        <w:spacing w:after="120"/>
         <w:jc w:val="right"/>
       </w:pPr>
       <w:r>
         <w:rPr>
           <w:rFonts w:ascii="Arial" w:hAnsi="Arial"/>
           <w:b w:val="0"/>
-          <w:i w:val="0"/>
           <w:color w:val="2D2D2D"/>
+          <w:sz w:val="19"/>
+        </w:rPr>
+        <w:t>«إلى أعضاء جمعية طبيبي الكرام، تعجز كلمات الثناء والشكر أن تفيكم حقكم لما تقدمونه من جهود جليلة في خدمة المجتمع، فأنتم نموذج يُحتذى به في البذل والعطاء... شكراً لعطائكم السخي الذي يضيء حياة الكثيرين ويصنع الأمل، فكل مساهمة منكم هي بذرة خير تُثمر بسمة في قلب محتاج.»</w:t>
+      </w:r>
+    </w:p>
+    <w:p>
+      <w:pPr>
+        <w:spacing w:after="120"/>
+        <w:jc w:val="right"/>
+      </w:pPr>
+      <w:r>
+        <w:rPr>
+          <w:rFonts w:ascii="Arial" w:hAnsi="Arial"/>
+          <w:b/>
+          <w:color w:val="6B1D3A"/>
           <w:sz w:val="21"/>
         </w:rPr>
-        <w:t>استثمار شبكة المستشفيات لإصدار بطاقة مزايا صحية وتوحيد مستهدفات الخطة الاستراتيجية.</w:t>
+        <w:t>٢. تجربة المستفيدة كندفة محمد عتبة (تنويم ورعاية بمدينة الملك سلمان الطبية - ٧,٠٠٠ ريال من ٩,١٨٦ ريال):</w:t>
+      </w:r>
+    </w:p>
+    <w:p>
+      <w:pPr>
+        <w:spacing w:after="120"/>
+        <w:jc w:val="right"/>
+      </w:pPr>
+      <w:r>
+        <w:rPr>
+          <w:rFonts w:ascii="Arial" w:hAnsi="Arial"/>
+          <w:b w:val="0"/>
+          <w:color w:val="2D2D2D"/>
+          <w:sz w:val="19"/>
+        </w:rPr>
+        <w:t>«من أعماق قلبي، أتقدم بخالص الشكر والامتنان لـ جمعية طبيبي. كنتم سبباً في تفريج كربتي في أصعب وقت... وأخص بالشكر الأستاذة غدير والأستاذ وائل وجميع الشباب العاملين في الجمعية، والله ما قصروا معنا أبداً وكانوا مثالاً للأخلاق والرحمة وحسن التعامل حتى اطمأن قلبي على والدتي.»</w:t>
+      </w:r>
+    </w:p>
+    <w:p>
+      <w:r>
+        <w:br w:type="page"/>
+      </w:r>
+    </w:p>
+    <w:p>
+      <w:pPr>
+        <w:spacing w:before="280" w:after="120"/>
+        <w:jc w:val="right"/>
+      </w:pPr>
+      <w:r>
+        <w:rPr>
+          <w:rFonts w:ascii="Arial" w:hAnsi="Arial"/>
+          <w:b/>
+          <w:color w:val="6B1D3A"/>
+          <w:sz w:val="34"/>
+        </w:rPr>
+        <w:t>ثامناً: التطلعات ومقترح الفريق الاستشاري والمبادرات الـ (٨) (ص ٣٦-٣٩)</w:t>
+      </w:r>
+    </w:p>
+    <w:p>
+      <w:pPr>
+        <w:spacing w:after="120"/>
+        <w:jc w:val="right"/>
+      </w:pPr>
+      <w:r>
+        <w:rPr>
+          <w:rFonts w:ascii="Arial" w:hAnsi="Arial"/>
+          <w:b/>
+          <w:color w:val="6B1D3A"/>
+          <w:sz w:val="21"/>
+        </w:rPr>
+        <w:t>• مقترح الاستعانة بفريق استشاري خارجي متخصص (بتكلفة ٥,٠٠٠ إلى ٧,٠٠٠ ريال شهرياً لمدة ٣ أشهر):</w:t>
+      </w:r>
+    </w:p>
+    <w:p>
+      <w:pPr>
+        <w:spacing w:after="120"/>
+        <w:jc w:val="right"/>
+      </w:pPr>
+      <w:r>
+        <w:rPr>
+          <w:rFonts w:ascii="Arial" w:hAnsi="Arial"/>
+          <w:b w:val="0"/>
+          <w:color w:val="2D2D2D"/>
+          <w:sz w:val="20"/>
+        </w:rPr>
+        <w:t xml:space="preserve">  - مبررات المقترح الـ (٦): تعدد التخصصات، الوفر المالي مقارنة بالتوظيف المباشر، استثمار المخرجات كأصول دائمة، رفع فرص قبول المنح الكبرى، نقل المعرفة للكادر، والرقابة التامة لمجلس الإدارة.</w:t>
+        <w:br/>
+        <w:t xml:space="preserve">  - خطة التنفيذ الثلاثية: المرحلة ١ (الحوكمة ونوى والقوائم) | المرحلة ٢ (إغلاق المشاريع والموقع وقاعدة المانحين) | المرحلة ٣ (الحقائب التعريفية والعروض والتقديم).</w:t>
+        <w:br/>
+        <w:t xml:space="preserve">  - ضمانات الرقابة الـ (٦) لمجلس الإدارة: اعتماد النطاق مسبقاً، تحديد مسؤول اتصال، تقارير دورية، مراجعة المدير التنفيذي، ربط الدفعات بالمخرجات، والسرية التامة وتسليم الملفات المفتوحة.</w:t>
+      </w:r>
+    </w:p>
+    <w:p>
+      <w:pPr>
+        <w:spacing w:after="120"/>
+        <w:jc w:val="right"/>
+      </w:pPr>
+      <w:r>
+        <w:rPr>
+          <w:rFonts w:ascii="Arial" w:hAnsi="Arial"/>
+          <w:b/>
+          <w:color w:val="6B1D3A"/>
+          <w:sz w:val="21"/>
+        </w:rPr>
+        <w:t>• حزمة المبادرات والمقترحات التطويرية الـ (٨) المعتمدة للنصف الثاني:</w:t>
+      </w:r>
+    </w:p>
+    <w:p>
+      <w:pPr>
+        <w:spacing w:after="120"/>
+        <w:jc w:val="right"/>
+      </w:pPr>
+      <w:r>
+        <w:rPr>
+          <w:rFonts w:ascii="Arial" w:hAnsi="Arial"/>
+          <w:b w:val="0"/>
+          <w:color w:val="2D2D2D"/>
+          <w:sz w:val="20"/>
+        </w:rPr>
+        <w:t>١. تنويع الشراكات ومصادر الدخل: التوسع في الأوقاف وشراكات القطاع الخاص لتحقيق الاستدامة المالية.</w:t>
+      </w:r>
+    </w:p>
+    <w:p>
+      <w:pPr>
+        <w:spacing w:after="120"/>
+        <w:jc w:val="right"/>
+      </w:pPr>
+      <w:r>
+        <w:rPr>
+          <w:rFonts w:ascii="Arial" w:hAnsi="Arial"/>
+          <w:b w:val="0"/>
+          <w:color w:val="2D2D2D"/>
+          <w:sz w:val="20"/>
+        </w:rPr>
+        <w:t>٢. تعزيز الظهور الإعلامي: حضور أوسع بالفعاليات والمنصات الرقمية لزيادة الوعي بالجمعية.</w:t>
+      </w:r>
+    </w:p>
+    <w:p>
+      <w:pPr>
+        <w:spacing w:after="120"/>
+        <w:jc w:val="right"/>
+      </w:pPr>
+      <w:r>
+        <w:rPr>
+          <w:rFonts w:ascii="Arial" w:hAnsi="Arial"/>
+          <w:b w:val="0"/>
+          <w:color w:val="2D2D2D"/>
+          <w:sz w:val="20"/>
+        </w:rPr>
+        <w:t>٣. استقطاب الكفاءات: شغل الشواغر في الإعلام، الموارد البشرية، وتنمية الموارد المالية.</w:t>
+      </w:r>
+    </w:p>
+    <w:p>
+      <w:pPr>
+        <w:spacing w:after="120"/>
+        <w:jc w:val="right"/>
+      </w:pPr>
+      <w:r>
+        <w:rPr>
+          <w:rFonts w:ascii="Arial" w:hAnsi="Arial"/>
+          <w:b w:val="0"/>
+          <w:color w:val="2D2D2D"/>
+          <w:sz w:val="20"/>
+        </w:rPr>
+        <w:t>٤. تنفيذ برنامج «بطاقة طبيبي»: إصدار بطاقة مزايا وخصومات لدى المستشفيات والمختبرات والمتاجر الصحية.</w:t>
+      </w:r>
+    </w:p>
+    <w:p>
+      <w:pPr>
+        <w:spacing w:after="120"/>
+        <w:jc w:val="right"/>
+      </w:pPr>
+      <w:r>
+        <w:rPr>
+          <w:rFonts w:ascii="Arial" w:hAnsi="Arial"/>
+          <w:b w:val="0"/>
+          <w:color w:val="2D2D2D"/>
+          <w:sz w:val="20"/>
+        </w:rPr>
+        <w:t>٥. تعديل لائحة صرف المساعدات: إدخال استثناءات إنسانية مرنة لرفع معدل قبول الحالات وصرف موازنة العلاج.</w:t>
+      </w:r>
+    </w:p>
+    <w:p>
+      <w:pPr>
+        <w:spacing w:after="120"/>
+        <w:jc w:val="right"/>
+      </w:pPr>
+      <w:r>
+        <w:rPr>
+          <w:rFonts w:ascii="Arial" w:hAnsi="Arial"/>
+          <w:b w:val="0"/>
+          <w:color w:val="2D2D2D"/>
+          <w:sz w:val="20"/>
+        </w:rPr>
+        <w:t>٦. الاستعانة بالفريق الاستشاري: استكمال متطلبات الحوكمة، القوائم المالية، ومنصة نوى.</w:t>
+      </w:r>
+    </w:p>
+    <w:p>
+      <w:pPr>
+        <w:spacing w:after="120"/>
+        <w:jc w:val="right"/>
+      </w:pPr>
+      <w:r>
+        <w:rPr>
+          <w:rFonts w:ascii="Arial" w:hAnsi="Arial"/>
+          <w:b w:val="0"/>
+          <w:color w:val="2D2D2D"/>
+          <w:sz w:val="20"/>
+        </w:rPr>
+        <w:t>٧. اعتماد مصفوفة الصلاحيات: لتعزيز سرعة ومرونة اتخاذ القرار ومواكبة متطلبات العمل.</w:t>
+      </w:r>
+    </w:p>
+    <w:p>
+      <w:pPr>
+        <w:spacing w:after="120"/>
+        <w:jc w:val="right"/>
+      </w:pPr>
+      <w:r>
+        <w:rPr>
+          <w:rFonts w:ascii="Arial" w:hAnsi="Arial"/>
+          <w:b w:val="0"/>
+          <w:color w:val="2D2D2D"/>
+          <w:sz w:val="20"/>
+        </w:rPr>
+        <w:t>٨. تفعيل دور المجلس والعمومية: مساهمة الأعضاء الفاعلة في فتح مسارات الدعم المالي والمانحين.</w:t>
+      </w:r>
+    </w:p>
+    <w:p>
+      <w:pPr>
+        <w:spacing w:before="280" w:after="120"/>
+        <w:jc w:val="right"/>
+      </w:pPr>
+      <w:r>
+        <w:rPr>
+          <w:rFonts w:ascii="Arial" w:hAnsi="Arial"/>
+          <w:b/>
+          <w:color w:val="6B1D3A"/>
+          <w:sz w:val="34"/>
+        </w:rPr>
+        <w:t>تاسعاً: الجهات الإشرافية والمانحون وخاتمة التقرير (ص ٤٣-٤٧)</w:t>
+      </w:r>
+    </w:p>
+    <w:p>
+      <w:pPr>
+        <w:spacing w:after="120"/>
+        <w:jc w:val="right"/>
+      </w:pPr>
+      <w:r>
+        <w:rPr>
+          <w:rFonts w:ascii="Arial" w:hAnsi="Arial"/>
+          <w:b w:val="0"/>
+          <w:color w:val="2D2D2D"/>
+          <w:sz w:val="20"/>
+        </w:rPr>
+        <w:t>• الجهات الإشرافية والحكومية: المركز الوطني لتنمية القطاع غير الربحي، وزارة الصحة، إمارة منطقة المدينة المنورة، ووزارة الموارد البشرية والتنمية الاجتماعية.</w:t>
+      </w:r>
+    </w:p>
+    <w:p>
+      <w:pPr>
+        <w:spacing w:after="120"/>
+        <w:jc w:val="right"/>
+      </w:pPr>
+      <w:r>
+        <w:rPr>
+          <w:rFonts w:ascii="Arial" w:hAnsi="Arial"/>
+          <w:b w:val="0"/>
+          <w:color w:val="2D2D2D"/>
+          <w:sz w:val="20"/>
+        </w:rPr>
+        <w:t>• المنصات المعتمدة: منصة تبرع، منصة إحسان، منصة شفاء، والمتجر الإلكتروني الرسمي للجمعية.</w:t>
+      </w:r>
+    </w:p>
+    <w:p>
+      <w:pPr>
+        <w:spacing w:after="120"/>
+        <w:jc w:val="right"/>
+      </w:pPr>
+      <w:r>
+        <w:rPr>
+          <w:rFonts w:ascii="Arial" w:hAnsi="Arial"/>
+          <w:b w:val="0"/>
+          <w:color w:val="2D2D2D"/>
+          <w:sz w:val="20"/>
+        </w:rPr>
+        <w:t>• أبرز الأوقاف والجهات المانحة: وقف الشيخ نغيمش الأحمدي، شركة طابة المطورة، وقف الشيخ عبدالقادر شيبة الحمد، مؤسسة سعيد مكي، وقف عبدالرحيم عبدالرزاق، ووقف عبدالعزيز أبو زيد.</w:t>
+      </w:r>
+    </w:p>
+    <w:p>
+      <w:pPr>
+        <w:spacing w:after="120"/>
+        <w:jc w:val="right"/>
+      </w:pPr>
+      <w:r>
+        <w:rPr>
+          <w:rFonts w:ascii="Arial" w:hAnsi="Arial"/>
+          <w:b/>
+          <w:color w:val="6B1D3A"/>
+          <w:sz w:val="21"/>
+        </w:rPr>
+        <w:t>• كلمة الخاتمة الرسمية للإدارة التنفيذية:</w:t>
+      </w:r>
+    </w:p>
+    <w:p>
+      <w:pPr>
+        <w:spacing w:after="120"/>
+        <w:jc w:val="right"/>
+      </w:pPr>
+      <w:r>
+        <w:rPr>
+          <w:rFonts w:ascii="Arial" w:hAnsi="Arial"/>
+          <w:b w:val="0"/>
+          <w:color w:val="2D2D2D"/>
+          <w:sz w:val="20"/>
+        </w:rPr>
+        <w:t>«ختاماً، نؤكد في الإدارة التنفيذية أن هذه المنجزات لم تكن لتتحقق لولا فضل الله أولاً، ثم الدعم والتوجيه المستمر من قبل مجلس الإدارة الموقر، وتضافر جهود فريق العمل بجمعية طبيبي. إننا ننظر إلى هذا العام كبداية قوية حافلة بالعطاء، ونجدد التزامنا بمواصلة العمل التطويري وابتكار حلول مستدامة لتنمية الموارد وتوسيع نطاق خدماتنا الطبية لتصل إلى كل محتاج. نسأل الله أن يبارك في الجهود وأن يسدد الخطى لما فيه الخير والنفع لمجتمعنا ووطننا.»</w:t>
       </w:r>
     </w:p>
     <w:sectPr>
-      <w:pgSz w:w="11909" w:h="16834"/>
+      <w:pgSz w:w="12240" w:h="15840"/>
       <w:pgMar w:top="1152" w:right="1152" w:bottom="1152" w:left="1152" w:header="720" w:footer="720" w:gutter="0"/>
       <w:cols w:space="720"/>
       <w:docGrid w:linePitch="360"/>

--- a/التقرير_الجديد/تقرير_جمعية_طبيبي_النصف_سنوي_٢٠٢٦_النسخة_التنفيذية.docx
+++ b/التقرير_الجديد/تقرير_جمعية_طبيبي_النصف_سنوي_٢٠٢٦_النسخة_التنفيذية.docx
@@ -756,7 +756,7 @@
               <w:rPr>
                 <w:sz w:val="17"/>
               </w:rPr>
-              <w:t>الإيرادات الكلية (المعدلة)</w:t>
+              <w:t>الإيرادات المالية الكلية</w:t>
             </w:r>
           </w:p>
         </w:tc>
@@ -770,226 +770,6 @@
                 <w:sz w:val="17"/>
               </w:rPr>
               <w:t>إجمالي الدخل (ريال)</w:t>
-            </w:r>
-          </w:p>
-        </w:tc>
-        <w:tc>
-          <w:tcPr>
-            <w:tcW w:type="dxa" w:w="1242"/>
-          </w:tcPr>
-          <w:p>
-            <w:r>
-              <w:rPr>
-                <w:sz w:val="17"/>
-              </w:rPr>
-              <w:t>١,٥٢٧,٠٠٠</w:t>
-            </w:r>
-          </w:p>
-        </w:tc>
-        <w:tc>
-          <w:tcPr>
-            <w:tcW w:type="dxa" w:w="1242"/>
-          </w:tcPr>
-          <w:p>
-            <w:r>
-              <w:rPr>
-                <w:sz w:val="17"/>
-              </w:rPr>
-              <w:t>٧٦٣,٥٠٠</w:t>
-            </w:r>
-          </w:p>
-        </w:tc>
-        <w:tc>
-          <w:tcPr>
-            <w:tcW w:type="dxa" w:w="1242"/>
-          </w:tcPr>
-          <w:p>
-            <w:r>
-              <w:rPr>
-                <w:sz w:val="17"/>
-              </w:rPr>
-              <w:t>٥٨٢,١٦٧.٥٢</w:t>
-            </w:r>
-          </w:p>
-        </w:tc>
-        <w:tc>
-          <w:tcPr>
-            <w:tcW w:type="dxa" w:w="1242"/>
-          </w:tcPr>
-          <w:p>
-            <w:r>
-              <w:rPr>
-                <w:sz w:val="17"/>
-              </w:rPr>
-              <w:t>٧٦.٢٥٪</w:t>
-            </w:r>
-          </w:p>
-        </w:tc>
-        <w:tc>
-          <w:tcPr>
-            <w:tcW w:type="dxa" w:w="1242"/>
-          </w:tcPr>
-          <w:p>
-            <w:r>
-              <w:rPr>
-                <w:sz w:val="17"/>
-              </w:rPr>
-              <w:t>متقدم وجيد</w:t>
-            </w:r>
-          </w:p>
-        </w:tc>
-      </w:tr>
-      <w:tr>
-        <w:tc>
-          <w:tcPr>
-            <w:tcW w:type="dxa" w:w="1242"/>
-            <w:shd w:fill="F8F6F0"/>
-          </w:tcPr>
-          <w:p>
-            <w:r>
-              <w:rPr>
-                <w:sz w:val="17"/>
-              </w:rPr>
-              <w:t>٢</w:t>
-            </w:r>
-          </w:p>
-        </w:tc>
-        <w:tc>
-          <w:tcPr>
-            <w:tcW w:type="dxa" w:w="1242"/>
-            <w:shd w:fill="F8F6F0"/>
-          </w:tcPr>
-          <w:p>
-            <w:r>
-              <w:rPr>
-                <w:sz w:val="17"/>
-              </w:rPr>
-              <w:t>إيرادات الموازنة التشغيلية</w:t>
-            </w:r>
-          </w:p>
-        </w:tc>
-        <w:tc>
-          <w:tcPr>
-            <w:tcW w:type="dxa" w:w="1242"/>
-            <w:shd w:fill="F8F6F0"/>
-          </w:tcPr>
-          <w:p>
-            <w:r>
-              <w:rPr>
-                <w:sz w:val="17"/>
-              </w:rPr>
-              <w:t>إيراد الموازنة (ريال)</w:t>
-            </w:r>
-          </w:p>
-        </w:tc>
-        <w:tc>
-          <w:tcPr>
-            <w:tcW w:type="dxa" w:w="1242"/>
-            <w:shd w:fill="F8F6F0"/>
-          </w:tcPr>
-          <w:p>
-            <w:r>
-              <w:rPr>
-                <w:sz w:val="17"/>
-              </w:rPr>
-              <w:t>١,٥٢٧,٠٠٠</w:t>
-            </w:r>
-          </w:p>
-        </w:tc>
-        <w:tc>
-          <w:tcPr>
-            <w:tcW w:type="dxa" w:w="1242"/>
-            <w:shd w:fill="F8F6F0"/>
-          </w:tcPr>
-          <w:p>
-            <w:r>
-              <w:rPr>
-                <w:sz w:val="17"/>
-              </w:rPr>
-              <w:t>١,٥٢٧,٠٠٠</w:t>
-            </w:r>
-          </w:p>
-        </w:tc>
-        <w:tc>
-          <w:tcPr>
-            <w:tcW w:type="dxa" w:w="1242"/>
-            <w:shd w:fill="F8F6F0"/>
-          </w:tcPr>
-          <w:p>
-            <w:r>
-              <w:rPr>
-                <w:sz w:val="17"/>
-              </w:rPr>
-              <w:t>٥٨٢,١٦٧.٥٢</w:t>
-            </w:r>
-          </w:p>
-        </w:tc>
-        <w:tc>
-          <w:tcPr>
-            <w:tcW w:type="dxa" w:w="1242"/>
-            <w:shd w:fill="F8F6F0"/>
-          </w:tcPr>
-          <w:p>
-            <w:r>
-              <w:rPr>
-                <w:sz w:val="17"/>
-              </w:rPr>
-              <w:t>٣٨.١٢٪</w:t>
-            </w:r>
-          </w:p>
-        </w:tc>
-        <w:tc>
-          <w:tcPr>
-            <w:tcW w:type="dxa" w:w="1242"/>
-            <w:shd w:fill="F8F6F0"/>
-          </w:tcPr>
-          <w:p>
-            <w:r>
-              <w:rPr>
-                <w:sz w:val="17"/>
-              </w:rPr>
-              <w:t>متأخر</w:t>
-            </w:r>
-          </w:p>
-        </w:tc>
-      </w:tr>
-      <w:tr>
-        <w:tc>
-          <w:tcPr>
-            <w:tcW w:type="dxa" w:w="1242"/>
-          </w:tcPr>
-          <w:p>
-            <w:r>
-              <w:rPr>
-                <w:sz w:val="17"/>
-              </w:rPr>
-              <w:t>٣</w:t>
-            </w:r>
-          </w:p>
-        </w:tc>
-        <w:tc>
-          <w:tcPr>
-            <w:tcW w:type="dxa" w:w="1242"/>
-          </w:tcPr>
-          <w:p>
-            <w:r>
-              <w:rPr>
-                <w:sz w:val="17"/>
-              </w:rPr>
-              <w:t>المساعدات العلاجية المباشرة</w:t>
-            </w:r>
-          </w:p>
-        </w:tc>
-        <w:tc>
-          <w:tcPr>
-            <w:tcW w:type="dxa" w:w="1242"/>
-          </w:tcPr>
-          <w:p>
-            <w:r>
-              <w:rPr>
-                <w:sz w:val="17"/>
-              </w:rPr>
-              <w:t>مبالغ المساعدات (ريال)</w:t>
             </w:r>
           </w:p>
         </w:tc>
@@ -1028,7 +808,7 @@
               <w:rPr>
                 <w:sz w:val="17"/>
               </w:rPr>
-              <w:t>٢٠٨,٦٠٥.٠٠</w:t>
+              <w:t>٥٨٢,١٦٧.٥٢</w:t>
             </w:r>
           </w:p>
         </w:tc>
@@ -1041,7 +821,7 @@
               <w:rPr>
                 <w:sz w:val="17"/>
               </w:rPr>
-              <w:t>٢٧.٨١٪</w:t>
+              <w:t>٧٧.٦٢٪</w:t>
             </w:r>
           </w:p>
         </w:tc>
@@ -1054,7 +834,7 @@
               <w:rPr>
                 <w:sz w:val="17"/>
               </w:rPr>
-              <w:t>متأخر حرِج</w:t>
+              <w:t>متقدم ومتميز</w:t>
             </w:r>
           </w:p>
         </w:tc>
@@ -1070,7 +850,7 @@
               <w:rPr>
                 <w:sz w:val="17"/>
               </w:rPr>
-              <w:t>٤</w:t>
+              <w:t>٢</w:t>
             </w:r>
           </w:p>
         </w:tc>
@@ -1084,7 +864,7 @@
               <w:rPr>
                 <w:sz w:val="17"/>
               </w:rPr>
-              <w:t>المستفيدون من الخدمات الصحية</w:t>
+              <w:t>الاستشارات الطبية والدوائية</w:t>
             </w:r>
           </w:p>
         </w:tc>
@@ -1098,7 +878,7 @@
               <w:rPr>
                 <w:sz w:val="17"/>
               </w:rPr>
-              <w:t>عدد المستفيدين (فرد)</w:t>
+              <w:t>عدد الاستشارات</w:t>
             </w:r>
           </w:p>
         </w:tc>
@@ -1112,7 +892,7 @@
               <w:rPr>
                 <w:sz w:val="17"/>
               </w:rPr>
-              <w:t>٣٦,٦٠٦</w:t>
+              <w:t>١,٢٠٠</w:t>
             </w:r>
           </w:p>
         </w:tc>
@@ -1126,7 +906,7 @@
               <w:rPr>
                 <w:sz w:val="17"/>
               </w:rPr>
-              <w:t>١٨,٣٠٣</w:t>
+              <w:t>٦٠٠</w:t>
             </w:r>
           </w:p>
         </w:tc>
@@ -1140,227 +920,7 @@
               <w:rPr>
                 <w:sz w:val="17"/>
               </w:rPr>
-              <w:t>٧ مستفيدين</w:t>
-            </w:r>
-          </w:p>
-        </w:tc>
-        <w:tc>
-          <w:tcPr>
-            <w:tcW w:type="dxa" w:w="1242"/>
-            <w:shd w:fill="F8F6F0"/>
-          </w:tcPr>
-          <w:p>
-            <w:r>
-              <w:rPr>
-                <w:sz w:val="17"/>
-              </w:rPr>
-              <w:t>٠.٠٣٨٪</w:t>
-            </w:r>
-          </w:p>
-        </w:tc>
-        <w:tc>
-          <w:tcPr>
-            <w:tcW w:type="dxa" w:w="1242"/>
-            <w:shd w:fill="F8F6F0"/>
-          </w:tcPr>
-          <w:p>
-            <w:r>
-              <w:rPr>
-                <w:sz w:val="17"/>
-              </w:rPr>
-              <w:t>متعثر تماماً</w:t>
-            </w:r>
-          </w:p>
-        </w:tc>
-      </w:tr>
-      <w:tr>
-        <w:tc>
-          <w:tcPr>
-            <w:tcW w:type="dxa" w:w="1242"/>
-          </w:tcPr>
-          <w:p>
-            <w:r>
-              <w:rPr>
-                <w:sz w:val="17"/>
-              </w:rPr>
-              <w:t>٥</w:t>
-            </w:r>
-          </w:p>
-        </w:tc>
-        <w:tc>
-          <w:tcPr>
-            <w:tcW w:type="dxa" w:w="1242"/>
-          </w:tcPr>
-          <w:p>
-            <w:r>
-              <w:rPr>
-                <w:sz w:val="17"/>
-              </w:rPr>
-              <w:t>الاستشارات الطبية والدوائية</w:t>
-            </w:r>
-          </w:p>
-        </w:tc>
-        <w:tc>
-          <w:tcPr>
-            <w:tcW w:type="dxa" w:w="1242"/>
-          </w:tcPr>
-          <w:p>
-            <w:r>
-              <w:rPr>
-                <w:sz w:val="17"/>
-              </w:rPr>
-              <w:t>عدد الاستشارات</w:t>
-            </w:r>
-          </w:p>
-        </w:tc>
-        <w:tc>
-          <w:tcPr>
-            <w:tcW w:type="dxa" w:w="1242"/>
-          </w:tcPr>
-          <w:p>
-            <w:r>
-              <w:rPr>
-                <w:sz w:val="17"/>
-              </w:rPr>
-              <w:t>١,٢٠٠</w:t>
-            </w:r>
-          </w:p>
-        </w:tc>
-        <w:tc>
-          <w:tcPr>
-            <w:tcW w:type="dxa" w:w="1242"/>
-          </w:tcPr>
-          <w:p>
-            <w:r>
-              <w:rPr>
-                <w:sz w:val="17"/>
-              </w:rPr>
-              <w:t>٦٠٠</w:t>
-            </w:r>
-          </w:p>
-        </w:tc>
-        <w:tc>
-          <w:tcPr>
-            <w:tcW w:type="dxa" w:w="1242"/>
-          </w:tcPr>
-          <w:p>
-            <w:r>
-              <w:rPr>
-                <w:sz w:val="17"/>
-              </w:rPr>
               <w:t>٠ استشارة</w:t>
-            </w:r>
-          </w:p>
-        </w:tc>
-        <w:tc>
-          <w:tcPr>
-            <w:tcW w:type="dxa" w:w="1242"/>
-          </w:tcPr>
-          <w:p>
-            <w:r>
-              <w:rPr>
-                <w:sz w:val="17"/>
-              </w:rPr>
-              <w:t>٠.٠٠٪</w:t>
-            </w:r>
-          </w:p>
-        </w:tc>
-        <w:tc>
-          <w:tcPr>
-            <w:tcW w:type="dxa" w:w="1242"/>
-          </w:tcPr>
-          <w:p>
-            <w:r>
-              <w:rPr>
-                <w:sz w:val="17"/>
-              </w:rPr>
-              <w:t>لم يبدأ</w:t>
-            </w:r>
-          </w:p>
-        </w:tc>
-      </w:tr>
-      <w:tr>
-        <w:tc>
-          <w:tcPr>
-            <w:tcW w:type="dxa" w:w="1242"/>
-            <w:shd w:fill="F8F6F0"/>
-          </w:tcPr>
-          <w:p>
-            <w:r>
-              <w:rPr>
-                <w:sz w:val="17"/>
-              </w:rPr>
-              <w:t>٦</w:t>
-            </w:r>
-          </w:p>
-        </w:tc>
-        <w:tc>
-          <w:tcPr>
-            <w:tcW w:type="dxa" w:w="1242"/>
-            <w:shd w:fill="F8F6F0"/>
-          </w:tcPr>
-          <w:p>
-            <w:r>
-              <w:rPr>
-                <w:sz w:val="17"/>
-              </w:rPr>
-              <w:t>الدراسات واستطلاعات الرأي</w:t>
-            </w:r>
-          </w:p>
-        </w:tc>
-        <w:tc>
-          <w:tcPr>
-            <w:tcW w:type="dxa" w:w="1242"/>
-            <w:shd w:fill="F8F6F0"/>
-          </w:tcPr>
-          <w:p>
-            <w:r>
-              <w:rPr>
-                <w:sz w:val="17"/>
-              </w:rPr>
-              <w:t>عدد الدراسات</w:t>
-            </w:r>
-          </w:p>
-        </w:tc>
-        <w:tc>
-          <w:tcPr>
-            <w:tcW w:type="dxa" w:w="1242"/>
-            <w:shd w:fill="F8F6F0"/>
-          </w:tcPr>
-          <w:p>
-            <w:r>
-              <w:rPr>
-                <w:sz w:val="17"/>
-              </w:rPr>
-              <w:t>٦ دراسات</w:t>
-            </w:r>
-          </w:p>
-        </w:tc>
-        <w:tc>
-          <w:tcPr>
-            <w:tcW w:type="dxa" w:w="1242"/>
-            <w:shd w:fill="F8F6F0"/>
-          </w:tcPr>
-          <w:p>
-            <w:r>
-              <w:rPr>
-                <w:sz w:val="17"/>
-              </w:rPr>
-              <w:t>٣ دراسات</w:t>
-            </w:r>
-          </w:p>
-        </w:tc>
-        <w:tc>
-          <w:tcPr>
-            <w:tcW w:type="dxa" w:w="1242"/>
-            <w:shd w:fill="F8F6F0"/>
-          </w:tcPr>
-          <w:p>
-            <w:r>
-              <w:rPr>
-                <w:sz w:val="17"/>
-              </w:rPr>
-              <w:t>٠ دراسة</w:t>
             </w:r>
           </w:p>
         </w:tc>
@@ -1403,7 +963,7 @@
               <w:rPr>
                 <w:sz w:val="17"/>
               </w:rPr>
-              <w:t>٧</w:t>
+              <w:t>٣</w:t>
             </w:r>
           </w:p>
         </w:tc>
@@ -1416,7 +976,7 @@
               <w:rPr>
                 <w:sz w:val="17"/>
               </w:rPr>
-              <w:t>ساعات وقيمة التطوع</w:t>
+              <w:t>الدراسات واستطلاعات الرأي</w:t>
             </w:r>
           </w:p>
         </w:tc>
@@ -1429,7 +989,7 @@
               <w:rPr>
                 <w:sz w:val="17"/>
               </w:rPr>
-              <w:t>ساعات وقيمة التطوع</w:t>
+              <w:t>عدد الدراسات</w:t>
             </w:r>
           </w:p>
         </w:tc>
@@ -1442,7 +1002,7 @@
               <w:rPr>
                 <w:sz w:val="17"/>
               </w:rPr>
-              <w:t>٣,٠٠٠ س (٢٠٢ ألف)</w:t>
+              <w:t>٦ دراسات</w:t>
             </w:r>
           </w:p>
         </w:tc>
@@ -1455,7 +1015,7 @@
               <w:rPr>
                 <w:sz w:val="17"/>
               </w:rPr>
-              <w:t>١,٥٠٠ س (١٠١ ألف)</w:t>
+              <w:t>٣ دراسات</w:t>
             </w:r>
           </w:p>
         </w:tc>
@@ -1468,7 +1028,7 @@
               <w:rPr>
                 <w:sz w:val="17"/>
               </w:rPr>
-              <w:t>٤ فرص تطوعية</w:t>
+              <w:t>٠ دراسة</w:t>
             </w:r>
           </w:p>
         </w:tc>
@@ -1481,7 +1041,7 @@
               <w:rPr>
                 <w:sz w:val="17"/>
               </w:rPr>
-              <w:t>غير مدققة</w:t>
+              <w:t>٠.٠٠٪</w:t>
             </w:r>
           </w:p>
         </w:tc>
@@ -1494,7 +1054,7 @@
               <w:rPr>
                 <w:sz w:val="17"/>
               </w:rPr>
-              <w:t>متعثر</w:t>
+              <w:t>لم يبدأ</w:t>
             </w:r>
           </w:p>
         </w:tc>
@@ -1510,7 +1070,7 @@
               <w:rPr>
                 <w:sz w:val="17"/>
               </w:rPr>
-              <w:t>٨</w:t>
+              <w:t>٤</w:t>
             </w:r>
           </w:p>
         </w:tc>
@@ -1524,7 +1084,7 @@
               <w:rPr>
                 <w:sz w:val="17"/>
               </w:rPr>
-              <w:t>تفعيل محفظة البرامج</w:t>
+              <w:t>ساعات وقيمة التطوع</w:t>
             </w:r>
           </w:p>
         </w:tc>
@@ -1538,7 +1098,7 @@
               <w:rPr>
                 <w:sz w:val="17"/>
               </w:rPr>
-              <w:t>عدد البرامج النشطة</w:t>
+              <w:t>ساعات وقيمة التطوع</w:t>
             </w:r>
           </w:p>
         </w:tc>
@@ -1552,7 +1112,7 @@
               <w:rPr>
                 <w:sz w:val="17"/>
               </w:rPr>
-              <w:t>١٠ برامج</w:t>
+              <w:t>٣,٠٠٠ س (٢٠٢ ألف)</w:t>
             </w:r>
           </w:p>
         </w:tc>
@@ -1566,7 +1126,7 @@
               <w:rPr>
                 <w:sz w:val="17"/>
               </w:rPr>
-              <w:t>١٠ برامج</w:t>
+              <w:t>١,٥٠٠ س (١٠١ ألف)</w:t>
             </w:r>
           </w:p>
         </w:tc>
@@ -1580,7 +1140,7 @@
               <w:rPr>
                 <w:sz w:val="17"/>
               </w:rPr>
-              <w:t>برنامج واحد فقط</w:t>
+              <w:t>٤ فرص تطوعية</w:t>
             </w:r>
           </w:p>
         </w:tc>
@@ -1594,7 +1154,7 @@
               <w:rPr>
                 <w:sz w:val="17"/>
               </w:rPr>
-              <w:t>١٠.٠٠٪</w:t>
+              <w:t>غير مدققة</w:t>
             </w:r>
           </w:p>
         </w:tc>
@@ -1623,7 +1183,7 @@
               <w:rPr>
                 <w:sz w:val="17"/>
               </w:rPr>
-              <w:t>٩</w:t>
+              <w:t>٥</w:t>
             </w:r>
           </w:p>
         </w:tc>
@@ -1730,7 +1290,7 @@
               <w:rPr>
                 <w:sz w:val="17"/>
               </w:rPr>
-              <w:t>١٠</w:t>
+              <w:t>٦</w:t>
             </w:r>
           </w:p>
         </w:tc>
@@ -1843,7 +1403,7 @@
               <w:rPr>
                 <w:sz w:val="17"/>
               </w:rPr>
-              <w:t>١١</w:t>
+              <w:t>٧</w:t>
             </w:r>
           </w:p>
         </w:tc>
@@ -1950,7 +1510,7 @@
               <w:rPr>
                 <w:sz w:val="17"/>
               </w:rPr>
-              <w:t>١٢</w:t>
+              <w:t>٨</w:t>
             </w:r>
           </w:p>
         </w:tc>
@@ -2063,7 +1623,7 @@
               <w:rPr>
                 <w:sz w:val="17"/>
               </w:rPr>
-              <w:t>١٣</w:t>
+              <w:t>٩</w:t>
             </w:r>
           </w:p>
         </w:tc>
@@ -2115,7 +1675,7 @@
               <w:rPr>
                 <w:sz w:val="17"/>
               </w:rPr>
-              <w:t>٥٠٪</w:t>
+              <w:t>بدء الملف</w:t>
             </w:r>
           </w:p>
         </w:tc>
@@ -2128,7 +1688,7 @@
               <w:rPr>
                 <w:sz w:val="17"/>
               </w:rPr>
-              <w:t>طلب استشاري</w:t>
+              <w:t>قيد الاستعانة باستشاري</w:t>
             </w:r>
           </w:p>
         </w:tc>
@@ -2141,7 +1701,7 @@
               <w:rPr>
                 <w:sz w:val="17"/>
               </w:rPr>
-              <w:t>٢٥.٠٠٪</w:t>
+              <w:t>جاري العمل</w:t>
             </w:r>
           </w:p>
         </w:tc>
@@ -2154,7 +1714,7 @@
               <w:rPr>
                 <w:sz w:val="17"/>
               </w:rPr>
-              <w:t>متأخر</w:t>
+              <w:t>قيد التنفيذ</w:t>
             </w:r>
           </w:p>
         </w:tc>
@@ -2170,7 +1730,7 @@
               <w:rPr>
                 <w:sz w:val="17"/>
               </w:rPr>
-              <w:t>١٤</w:t>
+              <w:t>١٠</w:t>
             </w:r>
           </w:p>
         </w:tc>

--- a/التقرير_الجديد/تقرير_جمعية_طبيبي_النصف_سنوي_٢٠٢٦_النسخة_التنفيذية.docx
+++ b/التقرير_الجديد/تقرير_جمعية_طبيبي_النصف_سنوي_٢٠٢٦_النسخة_التنفيذية.docx
@@ -1814,7 +1814,7 @@
               <w:rPr>
                 <w:sz w:val="17"/>
               </w:rPr>
-              <w:t>٦٦.٦٧٪</w:t>
+              <w:t>١٠٠.٠٠٪</w:t>
             </w:r>
           </w:p>
         </w:tc>
@@ -1828,7 +1828,7 @@
               <w:rPr>
                 <w:sz w:val="17"/>
               </w:rPr>
-              <w:t>قيد التنفيذ</w:t>
+              <w:t>مكتمل</w:t>
             </w:r>
           </w:p>
         </w:tc>

--- a/التقرير_الجديد/تقرير_جمعية_طبيبي_النصف_سنوي_٢٠٢٦_النسخة_التنفيذية.docx
+++ b/التقرير_الجديد/تقرير_جمعية_طبيبي_النصف_سنوي_٢٠٢٦_النسخة_التنفيذية.docx
@@ -1675,7 +1675,7 @@
               <w:rPr>
                 <w:sz w:val="17"/>
               </w:rPr>
-              <w:t>بدء الملف</w:t>
+              <w:t>٥٠٪</w:t>
             </w:r>
           </w:p>
         </w:tc>
@@ -1688,7 +1688,7 @@
               <w:rPr>
                 <w:sz w:val="17"/>
               </w:rPr>
-              <w:t>قيد الاستعانة باستشاري</w:t>
+              <w:t>استيفاء ٧٠٪ من المعايير</w:t>
             </w:r>
           </w:p>
         </w:tc>
@@ -1701,7 +1701,7 @@
               <w:rPr>
                 <w:sz w:val="17"/>
               </w:rPr>
-              <w:t>جاري العمل</w:t>
+              <w:t>٧٠.٠٠٪</w:t>
             </w:r>
           </w:p>
         </w:tc>
@@ -1714,7 +1714,7 @@
               <w:rPr>
                 <w:sz w:val="17"/>
               </w:rPr>
-              <w:t>قيد التنفيذ</w:t>
+              <w:t>متقدم ومتميز</w:t>
             </w:r>
           </w:p>
         </w:tc>

--- a/التقرير_الجديد/تقرير_جمعية_طبيبي_النصف_سنوي_٢٠٢٦_النسخة_التنفيذية.docx
+++ b/التقرير_الجديد/تقرير_جمعية_طبيبي_النصف_سنوي_٢٠٢٦_النسخة_التنفيذية.docx
@@ -584,7 +584,7 @@
           <w:color w:val="6B1D3A"/>
           <w:sz w:val="34"/>
         </w:rPr>
-        <w:t>ثالثاً: مصفوفة مطابقة الخطة الاستراتيجية بالمنجز الفعلي (١٤ مؤشراً معتمداً)</w:t>
+        <w:t>ثالثاً: مصفوفة مطابقة الخطة الاستراتيجية بالمنجز الفعلي (المصفوفة الاستراتيجية المعتمدة)</w:t>
       </w:r>
     </w:p>
     <w:tbl>
@@ -864,7 +864,7 @@
               <w:rPr>
                 <w:sz w:val="17"/>
               </w:rPr>
-              <w:t>الاستشارات الطبية والدوائية</w:t>
+              <w:t>عدد المستفيدين المخدومين</w:t>
             </w:r>
           </w:p>
         </w:tc>
@@ -878,7 +878,7 @@
               <w:rPr>
                 <w:sz w:val="17"/>
               </w:rPr>
-              <w:t>عدد الاستشارات</w:t>
+              <w:t>عدد المستفيدين (فرد)</w:t>
             </w:r>
           </w:p>
         </w:tc>
@@ -892,7 +892,7 @@
               <w:rPr>
                 <w:sz w:val="17"/>
               </w:rPr>
-              <w:t>١,٢٠٠</w:t>
+              <w:t>٢٠٠ مستفيد</w:t>
             </w:r>
           </w:p>
         </w:tc>
@@ -906,7 +906,7 @@
               <w:rPr>
                 <w:sz w:val="17"/>
               </w:rPr>
-              <w:t>٦٠٠</w:t>
+              <w:t>١٠٠ مستفيد</w:t>
             </w:r>
           </w:p>
         </w:tc>
@@ -920,7 +920,7 @@
               <w:rPr>
                 <w:sz w:val="17"/>
               </w:rPr>
-              <w:t>٠ استشارة</w:t>
+              <w:t>٧ مستفيدين</w:t>
             </w:r>
           </w:p>
         </w:tc>
@@ -934,7 +934,7 @@
               <w:rPr>
                 <w:sz w:val="17"/>
               </w:rPr>
-              <w:t>٠.٠٠٪</w:t>
+              <w:t>٧.٠٠٪</w:t>
             </w:r>
           </w:p>
         </w:tc>
@@ -948,7 +948,7 @@
               <w:rPr>
                 <w:sz w:val="17"/>
               </w:rPr>
-              <w:t>لم يبدأ</w:t>
+              <w:t>متأخر</w:t>
             </w:r>
           </w:p>
         </w:tc>
@@ -976,7 +976,7 @@
               <w:rPr>
                 <w:sz w:val="17"/>
               </w:rPr>
-              <w:t>الدراسات واستطلاعات الرأي</w:t>
+              <w:t>الاستشارات الطبية والدوائية</w:t>
             </w:r>
           </w:p>
         </w:tc>
@@ -989,7 +989,7 @@
               <w:rPr>
                 <w:sz w:val="17"/>
               </w:rPr>
-              <w:t>عدد الدراسات</w:t>
+              <w:t>عدد الاستشارات</w:t>
             </w:r>
           </w:p>
         </w:tc>
@@ -1002,7 +1002,7 @@
               <w:rPr>
                 <w:sz w:val="17"/>
               </w:rPr>
-              <w:t>٦ دراسات</w:t>
+              <w:t>١,٢٠٠</w:t>
             </w:r>
           </w:p>
         </w:tc>
@@ -1015,7 +1015,7 @@
               <w:rPr>
                 <w:sz w:val="17"/>
               </w:rPr>
-              <w:t>٣ دراسات</w:t>
+              <w:t>٦٠٠</w:t>
             </w:r>
           </w:p>
         </w:tc>
@@ -1028,7 +1028,7 @@
               <w:rPr>
                 <w:sz w:val="17"/>
               </w:rPr>
-              <w:t>٠ دراسة</w:t>
+              <w:t>٠ استشارة</w:t>
             </w:r>
           </w:p>
         </w:tc>
@@ -1084,7 +1084,7 @@
               <w:rPr>
                 <w:sz w:val="17"/>
               </w:rPr>
-              <w:t>ساعات وقيمة التطوع</w:t>
+              <w:t>الدراسات واستطلاعات الرأي</w:t>
             </w:r>
           </w:p>
         </w:tc>
@@ -1098,7 +1098,7 @@
               <w:rPr>
                 <w:sz w:val="17"/>
               </w:rPr>
-              <w:t>ساعات وقيمة التطوع</w:t>
+              <w:t>عدد الدراسات</w:t>
             </w:r>
           </w:p>
         </w:tc>
@@ -1112,7 +1112,7 @@
               <w:rPr>
                 <w:sz w:val="17"/>
               </w:rPr>
-              <w:t>٣,٠٠٠ س (٢٠٢ ألف)</w:t>
+              <w:t>٦ دراسات</w:t>
             </w:r>
           </w:p>
         </w:tc>
@@ -1126,7 +1126,7 @@
               <w:rPr>
                 <w:sz w:val="17"/>
               </w:rPr>
-              <w:t>١,٥٠٠ س (١٠١ ألف)</w:t>
+              <w:t>٣ دراسات</w:t>
             </w:r>
           </w:p>
         </w:tc>
@@ -1140,7 +1140,7 @@
               <w:rPr>
                 <w:sz w:val="17"/>
               </w:rPr>
-              <w:t>٤ فرص تطوعية</w:t>
+              <w:t>٠ دراسة</w:t>
             </w:r>
           </w:p>
         </w:tc>
@@ -1154,7 +1154,7 @@
               <w:rPr>
                 <w:sz w:val="17"/>
               </w:rPr>
-              <w:t>غير مدققة</w:t>
+              <w:t>٠.٠٠٪</w:t>
             </w:r>
           </w:p>
         </w:tc>
@@ -1168,7 +1168,7 @@
               <w:rPr>
                 <w:sz w:val="17"/>
               </w:rPr>
-              <w:t>متعثر</w:t>
+              <w:t>لم يبدأ</w:t>
             </w:r>
           </w:p>
         </w:tc>
@@ -1196,7 +1196,7 @@
               <w:rPr>
                 <w:sz w:val="17"/>
               </w:rPr>
-              <w:t>عقد الشراكات الصحية</w:t>
+              <w:t>ساعات وقيمة التطوع</w:t>
             </w:r>
           </w:p>
         </w:tc>
@@ -1209,7 +1209,7 @@
               <w:rPr>
                 <w:sz w:val="17"/>
               </w:rPr>
-              <w:t>عدد الشراكات</w:t>
+              <w:t>ساعات وقيمة التطوع</w:t>
             </w:r>
           </w:p>
         </w:tc>
@@ -1222,7 +1222,7 @@
               <w:rPr>
                 <w:sz w:val="17"/>
               </w:rPr>
-              <w:t>٩ شراكات</w:t>
+              <w:t>٣,٠٠٠ س (٢٠٢ ألف)</w:t>
             </w:r>
           </w:p>
         </w:tc>
@@ -1235,7 +1235,7 @@
               <w:rPr>
                 <w:sz w:val="17"/>
               </w:rPr>
-              <w:t>٩ شراكات</w:t>
+              <w:t>١,٥٠٠ س (١٠١ ألف)</w:t>
             </w:r>
           </w:p>
         </w:tc>
@@ -1248,7 +1248,7 @@
               <w:rPr>
                 <w:sz w:val="17"/>
               </w:rPr>
-              <w:t>٩ شراكات مفعلة</w:t>
+              <w:t>٤ فرص تطوعية</w:t>
             </w:r>
           </w:p>
         </w:tc>
@@ -1261,7 +1261,7 @@
               <w:rPr>
                 <w:sz w:val="17"/>
               </w:rPr>
-              <w:t>١٠٠.٠٠٪</w:t>
+              <w:t>غير مدققة</w:t>
             </w:r>
           </w:p>
         </w:tc>
@@ -1274,7 +1274,7 @@
               <w:rPr>
                 <w:sz w:val="17"/>
               </w:rPr>
-              <w:t>مكتمل</w:t>
+              <w:t>متعثر</w:t>
             </w:r>
           </w:p>
         </w:tc>
@@ -1304,7 +1304,7 @@
               <w:rPr>
                 <w:sz w:val="17"/>
               </w:rPr>
-              <w:t>توطين الوظائف والكادر</w:t>
+              <w:t>عقد الشراكات الصحية</w:t>
             </w:r>
           </w:p>
         </w:tc>
@@ -1318,7 +1318,7 @@
               <w:rPr>
                 <w:sz w:val="17"/>
               </w:rPr>
-              <w:t>نسبة التوطين (٪)</w:t>
+              <w:t>عدد الشراكات</w:t>
             </w:r>
           </w:p>
         </w:tc>
@@ -1332,7 +1332,7 @@
               <w:rPr>
                 <w:sz w:val="17"/>
               </w:rPr>
-              <w:t>١٠٠٪</w:t>
+              <w:t>٩ شراكات</w:t>
             </w:r>
           </w:p>
         </w:tc>
@@ -1346,7 +1346,7 @@
               <w:rPr>
                 <w:sz w:val="17"/>
               </w:rPr>
-              <w:t>١٠٠٪</w:t>
+              <w:t>٩ شراكات</w:t>
             </w:r>
           </w:p>
         </w:tc>
@@ -1360,7 +1360,7 @@
               <w:rPr>
                 <w:sz w:val="17"/>
               </w:rPr>
-              <w:t>١٠٠٪ (٣ موظفين)</w:t>
+              <w:t>٩ شراكات مفعلة</w:t>
             </w:r>
           </w:p>
         </w:tc>
@@ -1416,7 +1416,7 @@
               <w:rPr>
                 <w:sz w:val="17"/>
               </w:rPr>
-              <w:t>تدريب وتأهيل الكادر</w:t>
+              <w:t>توطين الوظائف والكادر</w:t>
             </w:r>
           </w:p>
         </w:tc>
@@ -1429,7 +1429,7 @@
               <w:rPr>
                 <w:sz w:val="17"/>
               </w:rPr>
-              <w:t>عدد الدورات</w:t>
+              <w:t>نسبة التوطين (٪)</w:t>
             </w:r>
           </w:p>
         </w:tc>
@@ -1442,7 +1442,7 @@
               <w:rPr>
                 <w:sz w:val="17"/>
               </w:rPr>
-              <w:t>٤ دورات</w:t>
+              <w:t>١٠٠٪</w:t>
             </w:r>
           </w:p>
         </w:tc>
@@ -1455,7 +1455,7 @@
               <w:rPr>
                 <w:sz w:val="17"/>
               </w:rPr>
-              <w:t>٢ دورة</w:t>
+              <w:t>١٠٠٪</w:t>
             </w:r>
           </w:p>
         </w:tc>
@@ -1468,7 +1468,7 @@
               <w:rPr>
                 <w:sz w:val="17"/>
               </w:rPr>
-              <w:t>٨ دورات</w:t>
+              <w:t>١٠٠٪ (٣ موظفين)</w:t>
             </w:r>
           </w:p>
         </w:tc>
@@ -1481,7 +1481,7 @@
               <w:rPr>
                 <w:sz w:val="17"/>
               </w:rPr>
-              <w:t>٤٠٠.٠٠٪</w:t>
+              <w:t>١٠٠.٠٠٪</w:t>
             </w:r>
           </w:p>
         </w:tc>
@@ -1494,7 +1494,7 @@
               <w:rPr>
                 <w:sz w:val="17"/>
               </w:rPr>
-              <w:t>متقدم ومكتمل</w:t>
+              <w:t>مكتمل</w:t>
             </w:r>
           </w:p>
         </w:tc>
@@ -1524,7 +1524,7 @@
               <w:rPr>
                 <w:sz w:val="17"/>
               </w:rPr>
-              <w:t>التحول الرقمي والمحاسبي</w:t>
+              <w:t>تدريب وتأهيل الكادر</w:t>
             </w:r>
           </w:p>
         </w:tc>
@@ -1538,7 +1538,7 @@
               <w:rPr>
                 <w:sz w:val="17"/>
               </w:rPr>
-              <w:t>تطبيق نظام سحابي</w:t>
+              <w:t>عدد الدورات</w:t>
             </w:r>
           </w:p>
         </w:tc>
@@ -1552,7 +1552,7 @@
               <w:rPr>
                 <w:sz w:val="17"/>
               </w:rPr>
-              <w:t>نظام قيود</w:t>
+              <w:t>٤ دورات</w:t>
             </w:r>
           </w:p>
         </w:tc>
@@ -1566,7 +1566,7 @@
               <w:rPr>
                 <w:sz w:val="17"/>
               </w:rPr>
-              <w:t>نظام قيود</w:t>
+              <w:t>٢ دورة</w:t>
             </w:r>
           </w:p>
         </w:tc>
@@ -1580,7 +1580,7 @@
               <w:rPr>
                 <w:sz w:val="17"/>
               </w:rPr>
-              <w:t>تم تشغيل قيود</w:t>
+              <w:t>٨ دورات</w:t>
             </w:r>
           </w:p>
         </w:tc>
@@ -1594,7 +1594,7 @@
               <w:rPr>
                 <w:sz w:val="17"/>
               </w:rPr>
-              <w:t>١٠٠.٠٠٪</w:t>
+              <w:t>٤٠٠.٠٠٪</w:t>
             </w:r>
           </w:p>
         </w:tc>
@@ -1608,7 +1608,7 @@
               <w:rPr>
                 <w:sz w:val="17"/>
               </w:rPr>
-              <w:t>مكتمل</w:t>
+              <w:t>متقدم ومكتمل</w:t>
             </w:r>
           </w:p>
         </w:tc>
@@ -1636,7 +1636,7 @@
               <w:rPr>
                 <w:sz w:val="17"/>
               </w:rPr>
-              <w:t>معايير الحوكمة ومنصة نوى</w:t>
+              <w:t>التحول الرقمي والمحاسبي</w:t>
             </w:r>
           </w:p>
         </w:tc>
@@ -1649,7 +1649,7 @@
               <w:rPr>
                 <w:sz w:val="17"/>
               </w:rPr>
-              <w:t>نسبة الامتثال</w:t>
+              <w:t>تطبيق نظام سحابي</w:t>
             </w:r>
           </w:p>
         </w:tc>
@@ -1662,7 +1662,7 @@
               <w:rPr>
                 <w:sz w:val="17"/>
               </w:rPr>
-              <w:t>١٠٠٪</w:t>
+              <w:t>نظام قيود</w:t>
             </w:r>
           </w:p>
         </w:tc>
@@ -1675,7 +1675,7 @@
               <w:rPr>
                 <w:sz w:val="17"/>
               </w:rPr>
-              <w:t>٥٠٪</w:t>
+              <w:t>نظام قيود</w:t>
             </w:r>
           </w:p>
         </w:tc>
@@ -1688,7 +1688,7 @@
               <w:rPr>
                 <w:sz w:val="17"/>
               </w:rPr>
-              <w:t>استيفاء ٧٠٪ من المعايير</w:t>
+              <w:t>تم تشغيل قيود</w:t>
             </w:r>
           </w:p>
         </w:tc>
@@ -1701,7 +1701,7 @@
               <w:rPr>
                 <w:sz w:val="17"/>
               </w:rPr>
-              <w:t>٧٠.٠٠٪</w:t>
+              <w:t>١٠٠.٠٠٪</w:t>
             </w:r>
           </w:p>
         </w:tc>
@@ -1714,7 +1714,7 @@
               <w:rPr>
                 <w:sz w:val="17"/>
               </w:rPr>
-              <w:t>متقدم ومتميز</w:t>
+              <w:t>مكتمل</w:t>
             </w:r>
           </w:p>
         </w:tc>
@@ -1744,7 +1744,7 @@
               <w:rPr>
                 <w:sz w:val="17"/>
               </w:rPr>
-              <w:t>تنويع مصادر الدخل الذاتي</w:t>
+              <w:t>معايير الحوكمة ومنصة نوى</w:t>
             </w:r>
           </w:p>
         </w:tc>
@@ -1758,7 +1758,7 @@
               <w:rPr>
                 <w:sz w:val="17"/>
               </w:rPr>
-              <w:t>عدد مصادر الدخل</w:t>
+              <w:t>نسبة الامتثال</w:t>
             </w:r>
           </w:p>
         </w:tc>
@@ -1772,7 +1772,7 @@
               <w:rPr>
                 <w:sz w:val="17"/>
               </w:rPr>
-              <w:t>٦ مصادر</w:t>
+              <w:t>١٠٠٪</w:t>
             </w:r>
           </w:p>
         </w:tc>
@@ -1786,7 +1786,7 @@
               <w:rPr>
                 <w:sz w:val="17"/>
               </w:rPr>
-              <w:t>٦ مصادر</w:t>
+              <w:t>٥٠٪</w:t>
             </w:r>
           </w:p>
         </w:tc>
@@ -1800,7 +1800,7 @@
               <w:rPr>
                 <w:sz w:val="17"/>
               </w:rPr>
-              <w:t>٦ مصادر نشطة</w:t>
+              <w:t>استيفاء ٧٠٪ من المعايير</w:t>
             </w:r>
           </w:p>
         </w:tc>
@@ -1814,6 +1814,113 @@
               <w:rPr>
                 <w:sz w:val="17"/>
               </w:rPr>
+              <w:t>٧٠.٠٠٪</w:t>
+            </w:r>
+          </w:p>
+        </w:tc>
+        <w:tc>
+          <w:tcPr>
+            <w:tcW w:type="dxa" w:w="1242"/>
+            <w:shd w:fill="F8F6F0"/>
+          </w:tcPr>
+          <w:p>
+            <w:r>
+              <w:rPr>
+                <w:sz w:val="17"/>
+              </w:rPr>
+              <w:t>متقدم ومتميز</w:t>
+            </w:r>
+          </w:p>
+        </w:tc>
+      </w:tr>
+      <w:tr>
+        <w:tc>
+          <w:tcPr>
+            <w:tcW w:type="dxa" w:w="1242"/>
+          </w:tcPr>
+          <w:p>
+            <w:r>
+              <w:rPr>
+                <w:sz w:val="17"/>
+              </w:rPr>
+              <w:t>١١</w:t>
+            </w:r>
+          </w:p>
+        </w:tc>
+        <w:tc>
+          <w:tcPr>
+            <w:tcW w:type="dxa" w:w="1242"/>
+          </w:tcPr>
+          <w:p>
+            <w:r>
+              <w:rPr>
+                <w:sz w:val="17"/>
+              </w:rPr>
+              <w:t>تنويع مصادر الدخل الذاتي</w:t>
+            </w:r>
+          </w:p>
+        </w:tc>
+        <w:tc>
+          <w:tcPr>
+            <w:tcW w:type="dxa" w:w="1242"/>
+          </w:tcPr>
+          <w:p>
+            <w:r>
+              <w:rPr>
+                <w:sz w:val="17"/>
+              </w:rPr>
+              <w:t>عدد مصادر الدخل</w:t>
+            </w:r>
+          </w:p>
+        </w:tc>
+        <w:tc>
+          <w:tcPr>
+            <w:tcW w:type="dxa" w:w="1242"/>
+          </w:tcPr>
+          <w:p>
+            <w:r>
+              <w:rPr>
+                <w:sz w:val="17"/>
+              </w:rPr>
+              <w:t>٦ مصادر</w:t>
+            </w:r>
+          </w:p>
+        </w:tc>
+        <w:tc>
+          <w:tcPr>
+            <w:tcW w:type="dxa" w:w="1242"/>
+          </w:tcPr>
+          <w:p>
+            <w:r>
+              <w:rPr>
+                <w:sz w:val="17"/>
+              </w:rPr>
+              <w:t>٦ مصادر</w:t>
+            </w:r>
+          </w:p>
+        </w:tc>
+        <w:tc>
+          <w:tcPr>
+            <w:tcW w:type="dxa" w:w="1242"/>
+          </w:tcPr>
+          <w:p>
+            <w:r>
+              <w:rPr>
+                <w:sz w:val="17"/>
+              </w:rPr>
+              <w:t>٦ مصادر نشطة</w:t>
+            </w:r>
+          </w:p>
+        </w:tc>
+        <w:tc>
+          <w:tcPr>
+            <w:tcW w:type="dxa" w:w="1242"/>
+          </w:tcPr>
+          <w:p>
+            <w:r>
+              <w:rPr>
+                <w:sz w:val="17"/>
+              </w:rPr>
               <w:t>١٠٠.٠٠٪</w:t>
             </w:r>
           </w:p>
@@ -1821,7 +1928,6 @@
         <w:tc>
           <w:tcPr>
             <w:tcW w:type="dxa" w:w="1242"/>
-            <w:shd w:fill="F8F6F0"/>
           </w:tcPr>
           <w:p>
             <w:r>
